--- a/Ausgabe/Klasse_9/02_Komplexaufgabe_zur_Algorithmierung/04_Loesungen.docx
+++ b/Ausgabe/Klasse_9/02_Komplexaufgabe_zur_Algorithmierung/04_Loesungen.docx
@@ -28,7 +28,7 @@
         </w:p>
       </w:sdtContent>
     </w:sdt>
-    <w:bookmarkStart w:id="9" w:name="lösungen"/>
+    <w:bookmarkStart w:id="20" w:name="lösungen"/>
     <w:p>
       <w:pPr>
         <w:pStyle w:val="Heading1"/>
@@ -57,8 +57,8 @@
       </w:r>
       <w:r>
         <w:rPr>
+          <w:bCs/>
           <w:b/>
-          <w:bCs/>
         </w:rPr>
         <w:t xml:space="preserve">Beispiele</w:t>
       </w:r>
@@ -69,8 +69,8 @@
         <w:t xml:space="preserve">zu verstehen. Andere fachlich korrekte und nachvollziehbar begründete Lösungen sind ausdrücklich möglich.</w:t>
       </w:r>
     </w:p>
-    <w:bookmarkEnd w:id="9"/>
-    <w:bookmarkStart w:id="45" w:name="lösungen-zum-arbeitsheft"/>
+    <w:bookmarkEnd w:id="20"/>
+    <w:bookmarkStart w:id="56" w:name="lösungen-zum-arbeitsheft"/>
     <w:p>
       <w:pPr>
         <w:pStyle w:val="Heading1"/>
@@ -79,7 +79,7 @@
         <w:t xml:space="preserve">Lösungen zum Arbeitsheft</w:t>
       </w:r>
     </w:p>
-    <w:bookmarkStart w:id="11" w:name="einstieg"/>
+    <w:bookmarkStart w:id="22" w:name="einstieg"/>
     <w:p>
       <w:pPr>
         <w:pStyle w:val="Heading2"/>
@@ -88,7 +88,7 @@
         <w:t xml:space="preserve">00 Einstieg</w:t>
       </w:r>
     </w:p>
-    <w:bookmarkStart w:id="10" w:name="kakao-anleitung"/>
+    <w:bookmarkStart w:id="21" w:name="kakao-anleitung"/>
     <w:p>
       <w:pPr>
         <w:pStyle w:val="Heading3"/>
@@ -107,11 +107,11 @@
     </w:p>
     <w:p>
       <w:pPr>
-        <w:pStyle w:val="Compact"/>
         <w:numPr>
           <w:ilvl w:val="0"/>
           <w:numId w:val="1001"/>
         </w:numPr>
+        <w:pStyle w:val="Compact"/>
       </w:pPr>
       <w:r>
         <w:t xml:space="preserve">Welche Milch?</w:t>
@@ -119,11 +119,11 @@
     </w:p>
     <w:p>
       <w:pPr>
-        <w:pStyle w:val="Compact"/>
         <w:numPr>
           <w:ilvl w:val="0"/>
           <w:numId w:val="1001"/>
         </w:numPr>
+        <w:pStyle w:val="Compact"/>
       </w:pPr>
       <w:r>
         <w:t xml:space="preserve">Wie viel Milch?</w:t>
@@ -131,11 +131,11 @@
     </w:p>
     <w:p>
       <w:pPr>
-        <w:pStyle w:val="Compact"/>
         <w:numPr>
           <w:ilvl w:val="0"/>
           <w:numId w:val="1001"/>
         </w:numPr>
+        <w:pStyle w:val="Compact"/>
       </w:pPr>
       <w:r>
         <w:t xml:space="preserve">Wie viel Kakaopulver?</w:t>
@@ -143,11 +143,11 @@
     </w:p>
     <w:p>
       <w:pPr>
-        <w:pStyle w:val="Compact"/>
         <w:numPr>
           <w:ilvl w:val="0"/>
           <w:numId w:val="1001"/>
         </w:numPr>
+        <w:pStyle w:val="Compact"/>
       </w:pPr>
       <w:r>
         <w:t xml:space="preserve">Welcher Becher?</w:t>
@@ -155,11 +155,11 @@
     </w:p>
     <w:p>
       <w:pPr>
-        <w:pStyle w:val="Compact"/>
         <w:numPr>
           <w:ilvl w:val="0"/>
           <w:numId w:val="1001"/>
         </w:numPr>
+        <w:pStyle w:val="Compact"/>
       </w:pPr>
       <w:r>
         <w:t xml:space="preserve">Womit soll umgerührt werden?</w:t>
@@ -167,11 +167,11 @@
     </w:p>
     <w:p>
       <w:pPr>
-        <w:pStyle w:val="Compact"/>
         <w:numPr>
           <w:ilvl w:val="0"/>
           <w:numId w:val="1001"/>
         </w:numPr>
+        <w:pStyle w:val="Compact"/>
       </w:pPr>
       <w:r>
         <w:t xml:space="preserve">Wie lange soll umgerührt werden?</w:t>
@@ -179,11 +179,11 @@
     </w:p>
     <w:p>
       <w:pPr>
-        <w:pStyle w:val="Compact"/>
         <w:numPr>
           <w:ilvl w:val="0"/>
           <w:numId w:val="1001"/>
         </w:numPr>
+        <w:pStyle w:val="Compact"/>
       </w:pPr>
       <w:r>
         <w:t xml:space="preserve">Soll die Milch warm oder kalt sein?</w:t>
@@ -212,9 +212,9 @@
         </w:pict>
       </w:r>
     </w:p>
-    <w:bookmarkEnd w:id="10"/>
-    <w:bookmarkEnd w:id="11"/>
-    <w:bookmarkStart w:id="12" w:name="entdecken"/>
+    <w:bookmarkEnd w:id="21"/>
+    <w:bookmarkEnd w:id="22"/>
+    <w:bookmarkStart w:id="23" w:name="entdecken"/>
     <w:p>
       <w:pPr>
         <w:pStyle w:val="Heading2"/>
@@ -233,11 +233,11 @@
     </w:p>
     <w:p>
       <w:pPr>
-        <w:pStyle w:val="Compact"/>
         <w:numPr>
           <w:ilvl w:val="0"/>
           <w:numId w:val="1002"/>
         </w:numPr>
+        <w:pStyle w:val="Compact"/>
       </w:pPr>
       <w:r>
         <w:t xml:space="preserve">falsche Reihenfolge,</w:t>
@@ -245,11 +245,11 @@
     </w:p>
     <w:p>
       <w:pPr>
-        <w:pStyle w:val="Compact"/>
         <w:numPr>
           <w:ilvl w:val="0"/>
           <w:numId w:val="1002"/>
         </w:numPr>
+        <w:pStyle w:val="Compact"/>
       </w:pPr>
       <w:r>
         <w:t xml:space="preserve">fehlende Voraussetzungen,</w:t>
@@ -257,11 +257,11 @@
     </w:p>
     <w:p>
       <w:pPr>
-        <w:pStyle w:val="Compact"/>
         <w:numPr>
           <w:ilvl w:val="0"/>
           <w:numId w:val="1002"/>
         </w:numPr>
+        <w:pStyle w:val="Compact"/>
       </w:pPr>
       <w:r>
         <w:t xml:space="preserve">ungenaue Mengen,</w:t>
@@ -269,11 +269,11 @@
     </w:p>
     <w:p>
       <w:pPr>
-        <w:pStyle w:val="Compact"/>
         <w:numPr>
           <w:ilvl w:val="0"/>
           <w:numId w:val="1002"/>
         </w:numPr>
+        <w:pStyle w:val="Compact"/>
       </w:pPr>
       <w:r>
         <w:t xml:space="preserve">nicht eindeutig beschriebene Handlungsschritte.</w:t>
@@ -289,11 +289,11 @@
     </w:p>
     <w:p>
       <w:pPr>
-        <w:pStyle w:val="Compact"/>
         <w:numPr>
           <w:ilvl w:val="0"/>
           <w:numId w:val="1003"/>
         </w:numPr>
+        <w:pStyle w:val="Compact"/>
       </w:pPr>
       <w:r>
         <w:t xml:space="preserve">Stelle einen leeren Becher auf den Tisch.</w:t>
@@ -301,11 +301,11 @@
     </w:p>
     <w:p>
       <w:pPr>
-        <w:pStyle w:val="Compact"/>
         <w:numPr>
           <w:ilvl w:val="0"/>
           <w:numId w:val="1003"/>
         </w:numPr>
+        <w:pStyle w:val="Compact"/>
       </w:pPr>
       <w:r>
         <w:t xml:space="preserve">Fülle 250 ml Milch in den Becher.</w:t>
@@ -313,11 +313,11 @@
     </w:p>
     <w:p>
       <w:pPr>
-        <w:pStyle w:val="Compact"/>
         <w:numPr>
           <w:ilvl w:val="0"/>
           <w:numId w:val="1003"/>
         </w:numPr>
+        <w:pStyle w:val="Compact"/>
       </w:pPr>
       <w:r>
         <w:t xml:space="preserve">Gib zwei gestrichene Teelöffel Kakaopulver hinzu.</w:t>
@@ -325,11 +325,11 @@
     </w:p>
     <w:p>
       <w:pPr>
-        <w:pStyle w:val="Compact"/>
         <w:numPr>
           <w:ilvl w:val="0"/>
           <w:numId w:val="1003"/>
         </w:numPr>
+        <w:pStyle w:val="Compact"/>
       </w:pPr>
       <w:r>
         <w:t xml:space="preserve">Rühre 20 Sekunden mit einem Löffel um.</w:t>
@@ -342,8 +342,8 @@
         </w:pict>
       </w:r>
     </w:p>
-    <w:bookmarkEnd w:id="12"/>
-    <w:bookmarkStart w:id="15" w:name="erarbeiten"/>
+    <w:bookmarkEnd w:id="23"/>
+    <w:bookmarkStart w:id="26" w:name="erarbeiten"/>
     <w:p>
       <w:pPr>
         <w:pStyle w:val="Heading2"/>
@@ -352,7 +352,7 @@
         <w:t xml:space="preserve">02 Erarbeiten</w:t>
       </w:r>
     </w:p>
-    <w:bookmarkStart w:id="13" w:name="eigenschaften-guter-algorithmen"/>
+    <w:bookmarkStart w:id="24" w:name="eigenschaften-guter-algorithmen"/>
     <w:p>
       <w:pPr>
         <w:pStyle w:val="Heading3"/>
@@ -363,16 +363,16 @@
     </w:p>
     <w:p>
       <w:pPr>
-        <w:pStyle w:val="Compact"/>
         <w:numPr>
           <w:ilvl w:val="0"/>
           <w:numId w:val="1004"/>
         </w:numPr>
+        <w:pStyle w:val="Compact"/>
       </w:pPr>
       <w:r>
         <w:rPr>
+          <w:bCs/>
           <w:b/>
-          <w:bCs/>
         </w:rPr>
         <w:t xml:space="preserve">eindeutig:</w:t>
       </w:r>
@@ -385,16 +385,16 @@
     </w:p>
     <w:p>
       <w:pPr>
-        <w:pStyle w:val="Compact"/>
         <w:numPr>
           <w:ilvl w:val="0"/>
           <w:numId w:val="1004"/>
         </w:numPr>
+        <w:pStyle w:val="Compact"/>
       </w:pPr>
       <w:r>
         <w:rPr>
+          <w:bCs/>
           <w:b/>
-          <w:bCs/>
         </w:rPr>
         <w:t xml:space="preserve">vollständig:</w:t>
       </w:r>
@@ -407,16 +407,16 @@
     </w:p>
     <w:p>
       <w:pPr>
-        <w:pStyle w:val="Compact"/>
         <w:numPr>
           <w:ilvl w:val="0"/>
           <w:numId w:val="1004"/>
         </w:numPr>
+        <w:pStyle w:val="Compact"/>
       </w:pPr>
       <w:r>
         <w:rPr>
+          <w:bCs/>
           <w:b/>
-          <w:bCs/>
         </w:rPr>
         <w:t xml:space="preserve">richtige Reihenfolge:</w:t>
       </w:r>
@@ -429,16 +429,16 @@
     </w:p>
     <w:p>
       <w:pPr>
-        <w:pStyle w:val="Compact"/>
         <w:numPr>
           <w:ilvl w:val="0"/>
           <w:numId w:val="1004"/>
         </w:numPr>
+        <w:pStyle w:val="Compact"/>
       </w:pPr>
       <w:r>
         <w:rPr>
+          <w:bCs/>
           <w:b/>
-          <w:bCs/>
         </w:rPr>
         <w:t xml:space="preserve">ausführbar:</w:t>
       </w:r>
@@ -449,8 +449,8 @@
         <w:t xml:space="preserve">Jeder einzelne Schritt kann vom vorgesehenen Ausführenden tatsächlich durchgeführt werden.</w:t>
       </w:r>
     </w:p>
-    <w:bookmarkEnd w:id="13"/>
-    <w:bookmarkStart w:id="14" w:name="zuordnung"/>
+    <w:bookmarkEnd w:id="24"/>
+    <w:bookmarkStart w:id="25" w:name="zuordnung"/>
     <w:p>
       <w:pPr>
         <w:pStyle w:val="Heading3"/>
@@ -530,9 +530,9 @@
         </w:pict>
       </w:r>
     </w:p>
-    <w:bookmarkEnd w:id="14"/>
-    <w:bookmarkEnd w:id="15"/>
-    <w:bookmarkStart w:id="16" w:name="merke"/>
+    <w:bookmarkEnd w:id="25"/>
+    <w:bookmarkEnd w:id="26"/>
+    <w:bookmarkStart w:id="27" w:name="merke"/>
     <w:p>
       <w:pPr>
         <w:pStyle w:val="Heading2"/>
@@ -572,8 +572,8 @@
         </w:pict>
       </w:r>
     </w:p>
-    <w:bookmarkEnd w:id="16"/>
-    <w:bookmarkStart w:id="21" w:name="beispiele"/>
+    <w:bookmarkEnd w:id="27"/>
+    <w:bookmarkStart w:id="32" w:name="beispiele"/>
     <w:p>
       <w:pPr>
         <w:pStyle w:val="Heading2"/>
@@ -582,7 +582,7 @@
         <w:t xml:space="preserve">04 Beispiele</w:t>
       </w:r>
     </w:p>
-    <w:bookmarkStart w:id="17" w:name="zähneputzen"/>
+    <w:bookmarkStart w:id="28" w:name="zähneputzen"/>
     <w:p>
       <w:pPr>
         <w:pStyle w:val="Heading3"/>
@@ -599,8 +599,8 @@
         <w:t xml:space="preserve">Grundsätzlich als Algorithmus geeignet, wenn notwendige Schritte eindeutig und vollständig beschrieben werden.</w:t>
       </w:r>
     </w:p>
-    <w:bookmarkEnd w:id="17"/>
-    <w:bookmarkStart w:id="18" w:name="ampel-überqueren"/>
+    <w:bookmarkEnd w:id="28"/>
+    <w:bookmarkStart w:id="29" w:name="ampel-überqueren"/>
     <w:p>
       <w:pPr>
         <w:pStyle w:val="Heading3"/>
@@ -617,8 +617,8 @@
         <w:t xml:space="preserve">Die einfache lineare Version funktioniert nur für eine entsprechend vereinfachte Situation. In der Realität hängt der Ablauf von Bedingungen ab. Dies ist eine gute Überleitung zu Verzweigungen.</w:t>
       </w:r>
     </w:p>
-    <w:bookmarkEnd w:id="18"/>
-    <w:bookmarkStart w:id="19" w:name="schulranzen-packen"/>
+    <w:bookmarkEnd w:id="29"/>
+    <w:bookmarkStart w:id="30" w:name="schulranzen-packen"/>
     <w:p>
       <w:pPr>
         <w:pStyle w:val="Heading3"/>
@@ -635,8 +635,8 @@
         <w:t xml:space="preserve">Die Beschreibung ist nur dann vollständig, wenn eindeutig feststeht, welche Materialien benötigt werden.</w:t>
       </w:r>
     </w:p>
-    <w:bookmarkEnd w:id="19"/>
-    <w:bookmarkStart w:id="20" w:name="X5c775f3c0b7c950adcd9f94b435bdde81f0d682"/>
+    <w:bookmarkEnd w:id="30"/>
+    <w:bookmarkStart w:id="31" w:name="X5c775f3c0b7c950adcd9f94b435bdde81f0d682"/>
     <w:p>
       <w:pPr>
         <w:pStyle w:val="Heading3"/>
@@ -655,11 +655,11 @@
     </w:p>
     <w:p>
       <w:pPr>
-        <w:pStyle w:val="Compact"/>
         <w:numPr>
           <w:ilvl w:val="0"/>
           <w:numId w:val="1005"/>
         </w:numPr>
+        <w:pStyle w:val="Compact"/>
       </w:pPr>
       <w:r>
         <w:t xml:space="preserve">mehrdeutig,</w:t>
@@ -667,11 +667,11 @@
     </w:p>
     <w:p>
       <w:pPr>
-        <w:pStyle w:val="Compact"/>
         <w:numPr>
           <w:ilvl w:val="0"/>
           <w:numId w:val="1005"/>
         </w:numPr>
+        <w:pStyle w:val="Compact"/>
       </w:pPr>
       <w:r>
         <w:t xml:space="preserve">nicht operationalisiert,</w:t>
@@ -679,11 +679,11 @@
     </w:p>
     <w:p>
       <w:pPr>
-        <w:pStyle w:val="Compact"/>
         <w:numPr>
           <w:ilvl w:val="0"/>
           <w:numId w:val="1005"/>
         </w:numPr>
+        <w:pStyle w:val="Compact"/>
       </w:pPr>
       <w:r>
         <w:t xml:space="preserve">nicht eindeutig ausführbar.</w:t>
@@ -696,9 +696,9 @@
         </w:pict>
       </w:r>
     </w:p>
-    <w:bookmarkEnd w:id="20"/>
-    <w:bookmarkEnd w:id="21"/>
-    <w:bookmarkStart w:id="23" w:name="alltag-und-computer"/>
+    <w:bookmarkEnd w:id="31"/>
+    <w:bookmarkEnd w:id="32"/>
+    <w:bookmarkStart w:id="34" w:name="alltag-und-computer"/>
     <w:p>
       <w:pPr>
         <w:pStyle w:val="Heading2"/>
@@ -707,7 +707,7 @@
         <w:t xml:space="preserve">05 Alltag und Computer</w:t>
       </w:r>
     </w:p>
-    <w:bookmarkStart w:id="22" w:name="mensch-oder-computer"/>
+    <w:bookmarkStart w:id="33" w:name="mensch-oder-computer"/>
     <w:p>
       <w:pPr>
         <w:pStyle w:val="Heading3"/>
@@ -803,9 +803,9 @@
         </w:pict>
       </w:r>
     </w:p>
-    <w:bookmarkEnd w:id="22"/>
-    <w:bookmarkEnd w:id="23"/>
-    <w:bookmarkStart w:id="24" w:name="scratch-howto"/>
+    <w:bookmarkEnd w:id="33"/>
+    <w:bookmarkEnd w:id="34"/>
+    <w:bookmarkStart w:id="35" w:name="scratch-howto"/>
     <w:p>
       <w:pPr>
         <w:pStyle w:val="Heading2"/>
@@ -886,8 +886,8 @@
         </w:pict>
       </w:r>
     </w:p>
-    <w:bookmarkEnd w:id="24"/>
-    <w:bookmarkStart w:id="25" w:name="python-howto"/>
+    <w:bookmarkEnd w:id="35"/>
+    <w:bookmarkStart w:id="36" w:name="python-howto"/>
     <w:p>
       <w:pPr>
         <w:pStyle w:val="Heading2"/>
@@ -1031,8 +1031,8 @@
         </w:pict>
       </w:r>
     </w:p>
-    <w:bookmarkEnd w:id="25"/>
-    <w:bookmarkStart w:id="36" w:name="übungen"/>
+    <w:bookmarkEnd w:id="36"/>
+    <w:bookmarkStart w:id="47" w:name="übungen"/>
     <w:p>
       <w:pPr>
         <w:pStyle w:val="Heading2"/>
@@ -1041,7 +1041,7 @@
         <w:t xml:space="preserve">08 Übungen</w:t>
       </w:r>
     </w:p>
-    <w:bookmarkStart w:id="26" w:name="aufgabe-1"/>
+    <w:bookmarkStart w:id="37" w:name="aufgabe-1"/>
     <w:p>
       <w:pPr>
         <w:pStyle w:val="Heading3"/>
@@ -1074,8 +1074,8 @@
         <w:t xml:space="preserve">C: Algorithmus</w:t>
       </w:r>
     </w:p>
-    <w:bookmarkEnd w:id="26"/>
-    <w:bookmarkStart w:id="27" w:name="aufgabe-2"/>
+    <w:bookmarkEnd w:id="37"/>
+    <w:bookmarkStart w:id="38" w:name="aufgabe-2"/>
     <w:p>
       <w:pPr>
         <w:pStyle w:val="Heading3"/>
@@ -1094,11 +1094,11 @@
     </w:p>
     <w:p>
       <w:pPr>
-        <w:pStyle w:val="Compact"/>
         <w:numPr>
           <w:ilvl w:val="0"/>
           <w:numId w:val="1006"/>
         </w:numPr>
+        <w:pStyle w:val="Compact"/>
       </w:pPr>
       <w:r>
         <w:t xml:space="preserve">Umrühren erfolgt vor dem Bereitstellen der Zutaten.</w:t>
@@ -1106,11 +1106,11 @@
     </w:p>
     <w:p>
       <w:pPr>
-        <w:pStyle w:val="Compact"/>
         <w:numPr>
           <w:ilvl w:val="0"/>
           <w:numId w:val="1006"/>
         </w:numPr>
+        <w:pStyle w:val="Compact"/>
       </w:pPr>
       <w:r>
         <w:t xml:space="preserve">Der Becher wird zu spät genannt.</w:t>
@@ -1118,11 +1118,11 @@
     </w:p>
     <w:p>
       <w:pPr>
-        <w:pStyle w:val="Compact"/>
         <w:numPr>
           <w:ilvl w:val="0"/>
           <w:numId w:val="1006"/>
         </w:numPr>
+        <w:pStyle w:val="Compact"/>
       </w:pPr>
       <w:r>
         <w:t xml:space="preserve">Reihenfolge ist ungeeignet.</w:t>
@@ -1130,18 +1130,18 @@
     </w:p>
     <w:p>
       <w:pPr>
-        <w:pStyle w:val="Compact"/>
         <w:numPr>
           <w:ilvl w:val="0"/>
           <w:numId w:val="1006"/>
         </w:numPr>
+        <w:pStyle w:val="Compact"/>
       </w:pPr>
       <w:r>
         <w:t xml:space="preserve">Informationen können fehlen.</w:t>
       </w:r>
     </w:p>
-    <w:bookmarkEnd w:id="27"/>
-    <w:bookmarkStart w:id="28" w:name="aufgabe-3"/>
+    <w:bookmarkEnd w:id="38"/>
+    <w:bookmarkStart w:id="39" w:name="aufgabe-3"/>
     <w:p>
       <w:pPr>
         <w:pStyle w:val="Heading3"/>
@@ -1160,11 +1160,11 @@
     </w:p>
     <w:p>
       <w:pPr>
-        <w:pStyle w:val="Compact"/>
         <w:numPr>
           <w:ilvl w:val="0"/>
           <w:numId w:val="1007"/>
         </w:numPr>
+        <w:pStyle w:val="Compact"/>
       </w:pPr>
       <w:r>
         <w:t xml:space="preserve">Starte den Computer.</w:t>
@@ -1172,11 +1172,11 @@
     </w:p>
     <w:p>
       <w:pPr>
-        <w:pStyle w:val="Compact"/>
         <w:numPr>
           <w:ilvl w:val="0"/>
           <w:numId w:val="1007"/>
         </w:numPr>
+        <w:pStyle w:val="Compact"/>
       </w:pPr>
       <w:r>
         <w:t xml:space="preserve">Schalte den Monitor ein.</w:t>
@@ -1184,11 +1184,11 @@
     </w:p>
     <w:p>
       <w:pPr>
-        <w:pStyle w:val="Compact"/>
         <w:numPr>
           <w:ilvl w:val="0"/>
           <w:numId w:val="1007"/>
         </w:numPr>
+        <w:pStyle w:val="Compact"/>
       </w:pPr>
       <w:r>
         <w:t xml:space="preserve">Melde dich mit deinem Benutzerkonto an.</w:t>
@@ -1196,11 +1196,11 @@
     </w:p>
     <w:p>
       <w:pPr>
-        <w:pStyle w:val="Compact"/>
         <w:numPr>
           <w:ilvl w:val="0"/>
           <w:numId w:val="1007"/>
         </w:numPr>
+        <w:pStyle w:val="Compact"/>
       </w:pPr>
       <w:r>
         <w:t xml:space="preserve">Öffne die benötigte Anwendung.</w:t>
@@ -1208,11 +1208,11 @@
     </w:p>
     <w:p>
       <w:pPr>
-        <w:pStyle w:val="Compact"/>
         <w:numPr>
           <w:ilvl w:val="0"/>
           <w:numId w:val="1007"/>
         </w:numPr>
+        <w:pStyle w:val="Compact"/>
       </w:pPr>
       <w:r>
         <w:t xml:space="preserve">Bearbeite die Aufgabe.</w:t>
@@ -1226,8 +1226,8 @@
         <w:t xml:space="preserve">Je nach Hardware kann das Einschalten des Monitors auch vor dem Start des Computers erfolgen. Wichtig ist die begründete Entscheidung.</w:t>
       </w:r>
     </w:p>
-    <w:bookmarkEnd w:id="28"/>
-    <w:bookmarkStart w:id="29" w:name="aufgabe-4"/>
+    <w:bookmarkEnd w:id="39"/>
+    <w:bookmarkStart w:id="40" w:name="aufgabe-4"/>
     <w:p>
       <w:pPr>
         <w:pStyle w:val="Heading3"/>
@@ -1246,11 +1246,11 @@
     </w:p>
     <w:p>
       <w:pPr>
-        <w:pStyle w:val="Compact"/>
         <w:numPr>
           <w:ilvl w:val="0"/>
           <w:numId w:val="1008"/>
         </w:numPr>
+        <w:pStyle w:val="Compact"/>
       </w:pPr>
       <w:r>
         <w:t xml:space="preserve">Adresse auf den Umschlag schreiben,</w:t>
@@ -1258,11 +1258,11 @@
     </w:p>
     <w:p>
       <w:pPr>
-        <w:pStyle w:val="Compact"/>
         <w:numPr>
           <w:ilvl w:val="0"/>
           <w:numId w:val="1008"/>
         </w:numPr>
+        <w:pStyle w:val="Compact"/>
       </w:pPr>
       <w:r>
         <w:t xml:space="preserve">Brief ausreichend frankieren,</w:t>
@@ -1270,11 +1270,11 @@
     </w:p>
     <w:p>
       <w:pPr>
-        <w:pStyle w:val="Compact"/>
         <w:numPr>
           <w:ilvl w:val="0"/>
           <w:numId w:val="1008"/>
         </w:numPr>
+        <w:pStyle w:val="Compact"/>
       </w:pPr>
       <w:r>
         <w:t xml:space="preserve">Umschlag verschließen,</w:t>
@@ -1282,18 +1282,18 @@
     </w:p>
     <w:p>
       <w:pPr>
-        <w:pStyle w:val="Compact"/>
         <w:numPr>
           <w:ilvl w:val="0"/>
           <w:numId w:val="1008"/>
         </w:numPr>
+        <w:pStyle w:val="Compact"/>
       </w:pPr>
       <w:r>
         <w:t xml:space="preserve">geeigneten Briefkasten aufsuchen.</w:t>
       </w:r>
     </w:p>
-    <w:bookmarkEnd w:id="29"/>
-    <w:bookmarkStart w:id="30" w:name="aufgabe-5"/>
+    <w:bookmarkEnd w:id="40"/>
+    <w:bookmarkStart w:id="41" w:name="aufgabe-5"/>
     <w:p>
       <w:pPr>
         <w:pStyle w:val="Heading3"/>
@@ -1381,8 +1381,8 @@
         <w:t xml:space="preserve">„Warte 30 Sekunden.“</w:t>
       </w:r>
     </w:p>
-    <w:bookmarkEnd w:id="30"/>
-    <w:bookmarkStart w:id="31" w:name="aufgabe-6"/>
+    <w:bookmarkEnd w:id="41"/>
+    <w:bookmarkStart w:id="42" w:name="aufgabe-6"/>
     <w:p>
       <w:pPr>
         <w:pStyle w:val="Heading3"/>
@@ -1401,11 +1401,11 @@
     </w:p>
     <w:p>
       <w:pPr>
-        <w:pStyle w:val="Compact"/>
         <w:numPr>
           <w:ilvl w:val="0"/>
           <w:numId w:val="1009"/>
         </w:numPr>
+        <w:pStyle w:val="Compact"/>
       </w:pPr>
       <w:r>
         <w:t xml:space="preserve">Stelle die leere Trinkflasche unter den Wasserhahn.</w:t>
@@ -1413,11 +1413,11 @@
     </w:p>
     <w:p>
       <w:pPr>
-        <w:pStyle w:val="Compact"/>
         <w:numPr>
           <w:ilvl w:val="0"/>
           <w:numId w:val="1009"/>
         </w:numPr>
+        <w:pStyle w:val="Compact"/>
       </w:pPr>
       <w:r>
         <w:t xml:space="preserve">Öffne den Deckel der Trinkflasche.</w:t>
@@ -1425,11 +1425,11 @@
     </w:p>
     <w:p>
       <w:pPr>
-        <w:pStyle w:val="Compact"/>
         <w:numPr>
           <w:ilvl w:val="0"/>
           <w:numId w:val="1009"/>
         </w:numPr>
+        <w:pStyle w:val="Compact"/>
       </w:pPr>
       <w:r>
         <w:t xml:space="preserve">Öffne den Wasserhahn.</w:t>
@@ -1437,11 +1437,11 @@
     </w:p>
     <w:p>
       <w:pPr>
-        <w:pStyle w:val="Compact"/>
         <w:numPr>
           <w:ilvl w:val="0"/>
           <w:numId w:val="1009"/>
         </w:numPr>
+        <w:pStyle w:val="Compact"/>
       </w:pPr>
       <w:r>
         <w:t xml:space="preserve">Fülle die Flasche bis zur gewünschten Markierung.</w:t>
@@ -1449,11 +1449,11 @@
     </w:p>
     <w:p>
       <w:pPr>
-        <w:pStyle w:val="Compact"/>
         <w:numPr>
           <w:ilvl w:val="0"/>
           <w:numId w:val="1009"/>
         </w:numPr>
+        <w:pStyle w:val="Compact"/>
       </w:pPr>
       <w:r>
         <w:t xml:space="preserve">Schließe den Wasserhahn.</w:t>
@@ -1461,11 +1461,11 @@
     </w:p>
     <w:p>
       <w:pPr>
-        <w:pStyle w:val="Compact"/>
         <w:numPr>
           <w:ilvl w:val="0"/>
           <w:numId w:val="1009"/>
         </w:numPr>
+        <w:pStyle w:val="Compact"/>
       </w:pPr>
       <w:r>
         <w:t xml:space="preserve">Nimm die Flasche weg.</w:t>
@@ -1473,18 +1473,18 @@
     </w:p>
     <w:p>
       <w:pPr>
-        <w:pStyle w:val="Compact"/>
         <w:numPr>
           <w:ilvl w:val="0"/>
           <w:numId w:val="1009"/>
         </w:numPr>
+        <w:pStyle w:val="Compact"/>
       </w:pPr>
       <w:r>
         <w:t xml:space="preserve">Verschließe die Flasche.</w:t>
       </w:r>
     </w:p>
-    <w:bookmarkEnd w:id="31"/>
-    <w:bookmarkStart w:id="32" w:name="aufgabe-8"/>
+    <w:bookmarkEnd w:id="42"/>
+    <w:bookmarkStart w:id="43" w:name="aufgabe-8"/>
     <w:p>
       <w:pPr>
         <w:pStyle w:val="Heading3"/>
@@ -1509,8 +1509,8 @@
         <w:t xml:space="preserve">Algorithmus B ist dennoch nicht automatisch für jede Situation optimal. Beispielsweise ist „etwa 2 cm unter den Rand“ weiterhin situationsabhängig.</w:t>
       </w:r>
     </w:p>
-    <w:bookmarkEnd w:id="32"/>
-    <w:bookmarkStart w:id="33" w:name="aufgabe-9"/>
+    <w:bookmarkEnd w:id="43"/>
+    <w:bookmarkStart w:id="44" w:name="aufgabe-9"/>
     <w:p>
       <w:pPr>
         <w:pStyle w:val="Heading3"/>
@@ -1529,11 +1529,11 @@
     </w:p>
     <w:p>
       <w:pPr>
-        <w:pStyle w:val="Compact"/>
         <w:numPr>
           <w:ilvl w:val="0"/>
           <w:numId w:val="1010"/>
         </w:numPr>
+        <w:pStyle w:val="Compact"/>
       </w:pPr>
       <w:r>
         <w:t xml:space="preserve">Problem,</w:t>
@@ -1541,11 +1541,11 @@
     </w:p>
     <w:p>
       <w:pPr>
-        <w:pStyle w:val="Compact"/>
         <w:numPr>
           <w:ilvl w:val="0"/>
           <w:numId w:val="1010"/>
         </w:numPr>
+        <w:pStyle w:val="Compact"/>
       </w:pPr>
       <w:r>
         <w:t xml:space="preserve">Reihenfolge,</w:t>
@@ -1553,11 +1553,11 @@
     </w:p>
     <w:p>
       <w:pPr>
-        <w:pStyle w:val="Compact"/>
         <w:numPr>
           <w:ilvl w:val="0"/>
           <w:numId w:val="1010"/>
         </w:numPr>
+        <w:pStyle w:val="Compact"/>
       </w:pPr>
       <w:r>
         <w:t xml:space="preserve">beabsichtigte Wirkung.</w:t>
@@ -1573,11 +1573,11 @@
     </w:p>
     <w:p>
       <w:pPr>
-        <w:pStyle w:val="Compact"/>
         <w:numPr>
           <w:ilvl w:val="0"/>
           <w:numId w:val="1011"/>
         </w:numPr>
+        <w:pStyle w:val="Compact"/>
       </w:pPr>
       <w:r>
         <w:t xml:space="preserve">Syntax bzw. Darstellung,</w:t>
@@ -1585,18 +1585,18 @@
     </w:p>
     <w:p>
       <w:pPr>
-        <w:pStyle w:val="Compact"/>
         <w:numPr>
           <w:ilvl w:val="0"/>
           <w:numId w:val="1011"/>
         </w:numPr>
+        <w:pStyle w:val="Compact"/>
       </w:pPr>
       <w:r>
         <w:t xml:space="preserve">Art der Programmbefehle.</w:t>
       </w:r>
     </w:p>
-    <w:bookmarkEnd w:id="33"/>
-    <w:bookmarkStart w:id="34" w:name="aufgabe-10"/>
+    <w:bookmarkEnd w:id="44"/>
+    <w:bookmarkStart w:id="45" w:name="aufgabe-10"/>
     <w:p>
       <w:pPr>
         <w:pStyle w:val="Heading3"/>
@@ -1613,8 +1613,8 @@
         <w:t xml:space="preserve">Wenn KAI exakt ausgeführt hat, liegt der Fehler wahrscheinlich im Algorithmus, in den Anforderungen oder in den verwendeten Daten.</w:t>
       </w:r>
     </w:p>
-    <w:bookmarkEnd w:id="34"/>
-    <w:bookmarkStart w:id="35" w:name="plus-effizienz"/>
+    <w:bookmarkEnd w:id="45"/>
+    <w:bookmarkStart w:id="46" w:name="plus-effizienz"/>
     <w:p>
       <w:pPr>
         <w:pStyle w:val="Heading3"/>
@@ -1641,11 +1641,11 @@
     </w:p>
     <w:p>
       <w:pPr>
-        <w:pStyle w:val="Compact"/>
         <w:numPr>
           <w:ilvl w:val="0"/>
           <w:numId w:val="1012"/>
         </w:numPr>
+        <w:pStyle w:val="Compact"/>
       </w:pPr>
       <w:r>
         <w:t xml:space="preserve">Verständlichkeit,</w:t>
@@ -1653,11 +1653,11 @@
     </w:p>
     <w:p>
       <w:pPr>
-        <w:pStyle w:val="Compact"/>
         <w:numPr>
           <w:ilvl w:val="0"/>
           <w:numId w:val="1012"/>
         </w:numPr>
+        <w:pStyle w:val="Compact"/>
       </w:pPr>
       <w:r>
         <w:t xml:space="preserve">Korrektheit,</w:t>
@@ -1665,11 +1665,11 @@
     </w:p>
     <w:p>
       <w:pPr>
-        <w:pStyle w:val="Compact"/>
         <w:numPr>
           <w:ilvl w:val="0"/>
           <w:numId w:val="1012"/>
         </w:numPr>
+        <w:pStyle w:val="Compact"/>
       </w:pPr>
       <w:r>
         <w:t xml:space="preserve">Robustheit,</w:t>
@@ -1677,11 +1677,11 @@
     </w:p>
     <w:p>
       <w:pPr>
-        <w:pStyle w:val="Compact"/>
         <w:numPr>
           <w:ilvl w:val="0"/>
           <w:numId w:val="1012"/>
         </w:numPr>
+        <w:pStyle w:val="Compact"/>
       </w:pPr>
       <w:r>
         <w:t xml:space="preserve">Erweiterbarkeit,</w:t>
@@ -1689,11 +1689,11 @@
     </w:p>
     <w:p>
       <w:pPr>
-        <w:pStyle w:val="Compact"/>
         <w:numPr>
           <w:ilvl w:val="0"/>
           <w:numId w:val="1012"/>
         </w:numPr>
+        <w:pStyle w:val="Compact"/>
       </w:pPr>
       <w:r>
         <w:t xml:space="preserve">notwendige Voraussetzungen.</w:t>
@@ -1706,9 +1706,9 @@
         </w:pict>
       </w:r>
     </w:p>
-    <w:bookmarkEnd w:id="35"/>
-    <w:bookmarkEnd w:id="36"/>
-    <w:bookmarkStart w:id="37" w:name="transfer"/>
+    <w:bookmarkEnd w:id="46"/>
+    <w:bookmarkEnd w:id="47"/>
+    <w:bookmarkStart w:id="48" w:name="transfer"/>
     <w:p>
       <w:pPr>
         <w:pStyle w:val="Heading2"/>
@@ -1735,11 +1735,11 @@
     </w:p>
     <w:p>
       <w:pPr>
-        <w:pStyle w:val="Compact"/>
         <w:numPr>
           <w:ilvl w:val="0"/>
           <w:numId w:val="1013"/>
         </w:numPr>
+        <w:pStyle w:val="Compact"/>
       </w:pPr>
       <w:r>
         <w:t xml:space="preserve">nachvollziehbare Problemanalyse,</w:t>
@@ -1747,11 +1747,11 @@
     </w:p>
     <w:p>
       <w:pPr>
-        <w:pStyle w:val="Compact"/>
         <w:numPr>
           <w:ilvl w:val="0"/>
           <w:numId w:val="1013"/>
         </w:numPr>
+        <w:pStyle w:val="Compact"/>
       </w:pPr>
       <w:r>
         <w:t xml:space="preserve">sinnvoller Algorithmus,</w:t>
@@ -1759,11 +1759,11 @@
     </w:p>
     <w:p>
       <w:pPr>
-        <w:pStyle w:val="Compact"/>
         <w:numPr>
           <w:ilvl w:val="0"/>
           <w:numId w:val="1013"/>
         </w:numPr>
+        <w:pStyle w:val="Compact"/>
       </w:pPr>
       <w:r>
         <w:t xml:space="preserve">Testmöglichkeit,</w:t>
@@ -1771,11 +1771,11 @@
     </w:p>
     <w:p>
       <w:pPr>
-        <w:pStyle w:val="Compact"/>
         <w:numPr>
           <w:ilvl w:val="0"/>
           <w:numId w:val="1013"/>
         </w:numPr>
+        <w:pStyle w:val="Compact"/>
       </w:pPr>
       <w:r>
         <w:t xml:space="preserve">begründete Verbesserung.</w:t>
@@ -1788,8 +1788,8 @@
         </w:pict>
       </w:r>
     </w:p>
-    <w:bookmarkEnd w:id="37"/>
-    <w:bookmarkStart w:id="38" w:name="projekt"/>
+    <w:bookmarkEnd w:id="48"/>
+    <w:bookmarkStart w:id="49" w:name="projekt"/>
     <w:p>
       <w:pPr>
         <w:pStyle w:val="Heading2"/>
@@ -1816,11 +1816,11 @@
     </w:p>
     <w:p>
       <w:pPr>
-        <w:pStyle w:val="Compact"/>
         <w:numPr>
           <w:ilvl w:val="0"/>
           <w:numId w:val="1014"/>
         </w:numPr>
+        <w:pStyle w:val="Compact"/>
       </w:pPr>
       <w:r>
         <w:t xml:space="preserve">Problem verstehen,</w:t>
@@ -1828,11 +1828,11 @@
     </w:p>
     <w:p>
       <w:pPr>
-        <w:pStyle w:val="Compact"/>
         <w:numPr>
           <w:ilvl w:val="0"/>
           <w:numId w:val="1014"/>
         </w:numPr>
+        <w:pStyle w:val="Compact"/>
       </w:pPr>
       <w:r>
         <w:t xml:space="preserve">Lösung entwerfen,</w:t>
@@ -1840,11 +1840,11 @@
     </w:p>
     <w:p>
       <w:pPr>
-        <w:pStyle w:val="Compact"/>
         <w:numPr>
           <w:ilvl w:val="0"/>
           <w:numId w:val="1014"/>
         </w:numPr>
+        <w:pStyle w:val="Compact"/>
       </w:pPr>
       <w:r>
         <w:t xml:space="preserve">Algorithmus beschreiben,</w:t>
@@ -1852,11 +1852,11 @@
     </w:p>
     <w:p>
       <w:pPr>
-        <w:pStyle w:val="Compact"/>
         <w:numPr>
           <w:ilvl w:val="0"/>
           <w:numId w:val="1014"/>
         </w:numPr>
+        <w:pStyle w:val="Compact"/>
       </w:pPr>
       <w:r>
         <w:t xml:space="preserve">testen,</w:t>
@@ -1864,11 +1864,11 @@
     </w:p>
     <w:p>
       <w:pPr>
-        <w:pStyle w:val="Compact"/>
         <w:numPr>
           <w:ilvl w:val="0"/>
           <w:numId w:val="1014"/>
         </w:numPr>
+        <w:pStyle w:val="Compact"/>
       </w:pPr>
       <w:r>
         <w:t xml:space="preserve">Rückmeldung auswerten,</w:t>
@@ -1876,11 +1876,11 @@
     </w:p>
     <w:p>
       <w:pPr>
-        <w:pStyle w:val="Compact"/>
         <w:numPr>
           <w:ilvl w:val="0"/>
           <w:numId w:val="1014"/>
         </w:numPr>
+        <w:pStyle w:val="Compact"/>
       </w:pPr>
       <w:r>
         <w:t xml:space="preserve">verbessern,</w:t>
@@ -1888,11 +1888,11 @@
     </w:p>
     <w:p>
       <w:pPr>
-        <w:pStyle w:val="Compact"/>
         <w:numPr>
           <w:ilvl w:val="0"/>
           <w:numId w:val="1014"/>
         </w:numPr>
+        <w:pStyle w:val="Compact"/>
       </w:pPr>
       <w:r>
         <w:t xml:space="preserve">Ergebnis vorstellen.</w:t>
@@ -1905,8 +1905,8 @@
         </w:pict>
       </w:r>
     </w:p>
-    <w:bookmarkEnd w:id="38"/>
-    <w:bookmarkStart w:id="39" w:name="reflexion"/>
+    <w:bookmarkEnd w:id="49"/>
+    <w:bookmarkStart w:id="50" w:name="reflexion"/>
     <w:p>
       <w:pPr>
         <w:pStyle w:val="Heading2"/>
@@ -1938,8 +1938,8 @@
         </w:pict>
       </w:r>
     </w:p>
-    <w:bookmarkEnd w:id="39"/>
-    <w:bookmarkStart w:id="44" w:name="kompetenzcheck"/>
+    <w:bookmarkEnd w:id="50"/>
+    <w:bookmarkStart w:id="55" w:name="kompetenzcheck"/>
     <w:p>
       <w:pPr>
         <w:pStyle w:val="Heading2"/>
@@ -1948,7 +1948,7 @@
         <w:t xml:space="preserve">12 Kompetenzcheck</w:t>
       </w:r>
     </w:p>
-    <w:bookmarkStart w:id="40" w:name="aufgabe-1-1"/>
+    <w:bookmarkStart w:id="51" w:name="aufgabe-1-1"/>
     <w:p>
       <w:pPr>
         <w:pStyle w:val="Heading3"/>
@@ -1973,8 +1973,8 @@
         <w:t xml:space="preserve">B: kein geeigneter Algorithmus</w:t>
       </w:r>
     </w:p>
-    <w:bookmarkEnd w:id="40"/>
-    <w:bookmarkStart w:id="41" w:name="aufgabe-2-1"/>
+    <w:bookmarkEnd w:id="51"/>
+    <w:bookmarkStart w:id="52" w:name="aufgabe-2-1"/>
     <w:p>
       <w:pPr>
         <w:pStyle w:val="Heading3"/>
@@ -1991,8 +1991,8 @@
         <w:t xml:space="preserve">Mindestens zwei nachvollziehbar begründete Probleme.</w:t>
       </w:r>
     </w:p>
-    <w:bookmarkEnd w:id="41"/>
-    <w:bookmarkStart w:id="42" w:name="aufgabe-3-1"/>
+    <w:bookmarkEnd w:id="52"/>
+    <w:bookmarkStart w:id="53" w:name="aufgabe-3-1"/>
     <w:p>
       <w:pPr>
         <w:pStyle w:val="Heading3"/>
@@ -2009,8 +2009,8 @@
         <w:t xml:space="preserve">Offene Lösung anhand der vier Qualitätsmerkmale bewerten.</w:t>
       </w:r>
     </w:p>
-    <w:bookmarkEnd w:id="42"/>
-    <w:bookmarkStart w:id="43" w:name="aufgabe-4-1"/>
+    <w:bookmarkEnd w:id="53"/>
+    <w:bookmarkStart w:id="54" w:name="aufgabe-4-1"/>
     <w:p>
       <w:pPr>
         <w:pStyle w:val="Heading3"/>
@@ -2035,10 +2035,10 @@
         <w:t xml:space="preserve">Derselbe Algorithmus kann in unterschiedlichen Programmiersprachen umgesetzt werden. Die Programmiersprache ist ein Werkzeug zur Formulierung bzw. Ausführung der Lösung.</w:t>
       </w:r>
     </w:p>
-    <w:bookmarkEnd w:id="43"/>
-    <w:bookmarkEnd w:id="44"/>
-    <w:bookmarkEnd w:id="45"/>
-    <w:bookmarkStart w:id="65" w:name="lösungshinweise-zur-projektphase"/>
+    <w:bookmarkEnd w:id="54"/>
+    <w:bookmarkEnd w:id="55"/>
+    <w:bookmarkEnd w:id="56"/>
+    <w:bookmarkStart w:id="76" w:name="lösungshinweise-zur-projektphase"/>
     <w:p>
       <w:pPr>
         <w:pStyle w:val="Heading1"/>
@@ -2047,7 +2047,7 @@
         <w:t xml:space="preserve">Lösungshinweise zur Projektphase</w:t>
       </w:r>
     </w:p>
-    <w:bookmarkStart w:id="46" w:name="vorbemerkung"/>
+    <w:bookmarkStart w:id="57" w:name="vorbemerkung"/>
     <w:p>
       <w:pPr>
         <w:pStyle w:val="Heading2"/>
@@ -2079,8 +2079,8 @@
         </w:pict>
       </w:r>
     </w:p>
-    <w:bookmarkEnd w:id="46"/>
-    <w:bookmarkStart w:id="48" w:name="projektstart"/>
+    <w:bookmarkEnd w:id="57"/>
+    <w:bookmarkStart w:id="59" w:name="projektstart"/>
     <w:p>
       <w:pPr>
         <w:pStyle w:val="Heading2"/>
@@ -2099,11 +2099,11 @@
     </w:p>
     <w:p>
       <w:pPr>
-        <w:pStyle w:val="Compact"/>
         <w:numPr>
           <w:ilvl w:val="0"/>
           <w:numId w:val="1015"/>
         </w:numPr>
+        <w:pStyle w:val="Compact"/>
       </w:pPr>
       <w:r>
         <w:t xml:space="preserve">verständliche Problemidee,</w:t>
@@ -2111,11 +2111,11 @@
     </w:p>
     <w:p>
       <w:pPr>
-        <w:pStyle w:val="Compact"/>
         <w:numPr>
           <w:ilvl w:val="0"/>
           <w:numId w:val="1015"/>
         </w:numPr>
+        <w:pStyle w:val="Compact"/>
       </w:pPr>
       <w:r>
         <w:t xml:space="preserve">realistisches Ziel,</w:t>
@@ -2123,11 +2123,11 @@
     </w:p>
     <w:p>
       <w:pPr>
-        <w:pStyle w:val="Compact"/>
         <w:numPr>
           <w:ilvl w:val="0"/>
           <w:numId w:val="1015"/>
         </w:numPr>
+        <w:pStyle w:val="Compact"/>
       </w:pPr>
       <w:r>
         <w:t xml:space="preserve">Teamorganisation,</w:t>
@@ -2135,11 +2135,11 @@
     </w:p>
     <w:p>
       <w:pPr>
-        <w:pStyle w:val="Compact"/>
         <w:numPr>
           <w:ilvl w:val="0"/>
           <w:numId w:val="1015"/>
         </w:numPr>
+        <w:pStyle w:val="Compact"/>
       </w:pPr>
       <w:r>
         <w:t xml:space="preserve">geklärter Speicherort,</w:t>
@@ -2147,17 +2147,17 @@
     </w:p>
     <w:p>
       <w:pPr>
-        <w:pStyle w:val="Compact"/>
         <w:numPr>
           <w:ilvl w:val="0"/>
           <w:numId w:val="1015"/>
         </w:numPr>
+        <w:pStyle w:val="Compact"/>
       </w:pPr>
       <w:r>
         <w:t xml:space="preserve">erster Arbeitsplan.</w:t>
       </w:r>
     </w:p>
-    <w:bookmarkStart w:id="47" w:name="warnzeichen"/>
+    <w:bookmarkStart w:id="58" w:name="warnzeichen"/>
     <w:p>
       <w:pPr>
         <w:pStyle w:val="Heading3"/>
@@ -2168,11 +2168,11 @@
     </w:p>
     <w:p>
       <w:pPr>
-        <w:pStyle w:val="Compact"/>
         <w:numPr>
           <w:ilvl w:val="0"/>
           <w:numId w:val="1016"/>
         </w:numPr>
+        <w:pStyle w:val="Compact"/>
       </w:pPr>
       <w:r>
         <w:t xml:space="preserve">Projektziel lässt sich nicht in wenigen Sätzen erklären.</w:t>
@@ -2180,11 +2180,11 @@
     </w:p>
     <w:p>
       <w:pPr>
-        <w:pStyle w:val="Compact"/>
         <w:numPr>
           <w:ilvl w:val="0"/>
           <w:numId w:val="1016"/>
         </w:numPr>
+        <w:pStyle w:val="Compact"/>
       </w:pPr>
       <w:r>
         <w:t xml:space="preserve">Projekt hängt von vielen noch unbekannten Technologien ab.</w:t>
@@ -2192,11 +2192,11 @@
     </w:p>
     <w:p>
       <w:pPr>
-        <w:pStyle w:val="Compact"/>
         <w:numPr>
           <w:ilvl w:val="0"/>
           <w:numId w:val="1016"/>
         </w:numPr>
+        <w:pStyle w:val="Compact"/>
       </w:pPr>
       <w:r>
         <w:t xml:space="preserve">Team plant bereits zahlreiche Zusatzfunktionen, aber keine Kernfunktion.</w:t>
@@ -2209,9 +2209,9 @@
         </w:pict>
       </w:r>
     </w:p>
-    <w:bookmarkEnd w:id="47"/>
-    <w:bookmarkEnd w:id="48"/>
-    <w:bookmarkStart w:id="54" w:name="problemanalyse"/>
+    <w:bookmarkEnd w:id="58"/>
+    <w:bookmarkEnd w:id="59"/>
+    <w:bookmarkStart w:id="65" w:name="problemanalyse"/>
     <w:p>
       <w:pPr>
         <w:pStyle w:val="Heading2"/>
@@ -2220,7 +2220,7 @@
         <w:t xml:space="preserve">14 Problemanalyse</w:t>
       </w:r>
     </w:p>
-    <w:bookmarkStart w:id="49" w:name="gute-problemformulierung"/>
+    <w:bookmarkStart w:id="60" w:name="gute-problemformulierung"/>
     <w:p>
       <w:pPr>
         <w:pStyle w:val="Heading3"/>
@@ -2237,8 +2237,8 @@
         <w:t xml:space="preserve">Besucher des Schulfestes sollen an einem Computer ein einfaches Quiz spielen können.</w:t>
       </w:r>
     </w:p>
-    <w:bookmarkEnd w:id="49"/>
-    <w:bookmarkStart w:id="50" w:name="zu-ungenau"/>
+    <w:bookmarkEnd w:id="60"/>
+    <w:bookmarkStart w:id="61" w:name="zu-ungenau"/>
     <w:p>
       <w:pPr>
         <w:pStyle w:val="Heading3"/>
@@ -2255,8 +2255,8 @@
         <w:t xml:space="preserve">Wir machen ein cooles Spiel.</w:t>
       </w:r>
     </w:p>
-    <w:bookmarkEnd w:id="50"/>
-    <w:bookmarkStart w:id="51" w:name="gute-muss-anforderungen"/>
+    <w:bookmarkEnd w:id="61"/>
+    <w:bookmarkStart w:id="62" w:name="gute-muss-anforderungen"/>
     <w:p>
       <w:pPr>
         <w:pStyle w:val="Heading3"/>
@@ -2267,11 +2267,11 @@
     </w:p>
     <w:p>
       <w:pPr>
-        <w:pStyle w:val="Compact"/>
         <w:numPr>
           <w:ilvl w:val="0"/>
           <w:numId w:val="1017"/>
         </w:numPr>
+        <w:pStyle w:val="Compact"/>
       </w:pPr>
       <w:r>
         <w:t xml:space="preserve">Nach dem Start wird eine Frage angezeigt.</w:t>
@@ -2279,11 +2279,11 @@
     </w:p>
     <w:p>
       <w:pPr>
-        <w:pStyle w:val="Compact"/>
         <w:numPr>
           <w:ilvl w:val="0"/>
           <w:numId w:val="1017"/>
         </w:numPr>
+        <w:pStyle w:val="Compact"/>
       </w:pPr>
       <w:r>
         <w:t xml:space="preserve">Der Benutzer kann zwischen mindestens drei Antworten wählen.</w:t>
@@ -2291,18 +2291,18 @@
     </w:p>
     <w:p>
       <w:pPr>
-        <w:pStyle w:val="Compact"/>
         <w:numPr>
           <w:ilvl w:val="0"/>
           <w:numId w:val="1017"/>
         </w:numPr>
+        <w:pStyle w:val="Compact"/>
       </w:pPr>
       <w:r>
         <w:t xml:space="preserve">Nach der Auswahl wird angezeigt, ob die Antwort richtig war.</w:t>
       </w:r>
     </w:p>
-    <w:bookmarkEnd w:id="51"/>
-    <w:bookmarkStart w:id="52" w:name="gute-kann-anforderungen"/>
+    <w:bookmarkEnd w:id="62"/>
+    <w:bookmarkStart w:id="63" w:name="gute-kann-anforderungen"/>
     <w:p>
       <w:pPr>
         <w:pStyle w:val="Heading3"/>
@@ -2313,11 +2313,11 @@
     </w:p>
     <w:p>
       <w:pPr>
-        <w:pStyle w:val="Compact"/>
         <w:numPr>
           <w:ilvl w:val="0"/>
           <w:numId w:val="1018"/>
         </w:numPr>
+        <w:pStyle w:val="Compact"/>
       </w:pPr>
       <w:r>
         <w:t xml:space="preserve">Punktestand,</w:t>
@@ -2325,11 +2325,11 @@
     </w:p>
     <w:p>
       <w:pPr>
-        <w:pStyle w:val="Compact"/>
         <w:numPr>
           <w:ilvl w:val="0"/>
           <w:numId w:val="1018"/>
         </w:numPr>
+        <w:pStyle w:val="Compact"/>
       </w:pPr>
       <w:r>
         <w:t xml:space="preserve">Sound,</w:t>
@@ -2337,18 +2337,18 @@
     </w:p>
     <w:p>
       <w:pPr>
-        <w:pStyle w:val="Compact"/>
         <w:numPr>
           <w:ilvl w:val="0"/>
           <w:numId w:val="1018"/>
         </w:numPr>
+        <w:pStyle w:val="Compact"/>
       </w:pPr>
       <w:r>
         <w:t xml:space="preserve">mehrere Schwierigkeitsstufen.</w:t>
       </w:r>
     </w:p>
-    <w:bookmarkEnd w:id="52"/>
-    <w:bookmarkStart w:id="53" w:name="bewertung"/>
+    <w:bookmarkEnd w:id="63"/>
+    <w:bookmarkStart w:id="64" w:name="bewertung"/>
     <w:p>
       <w:pPr>
         <w:pStyle w:val="Heading3"/>
@@ -2372,9 +2372,9 @@
         </w:pict>
       </w:r>
     </w:p>
-    <w:bookmarkEnd w:id="53"/>
-    <w:bookmarkEnd w:id="54"/>
-    <w:bookmarkStart w:id="57" w:name="lösungsentwurf-und-planung"/>
+    <w:bookmarkEnd w:id="64"/>
+    <w:bookmarkEnd w:id="65"/>
+    <w:bookmarkStart w:id="68" w:name="lösungsentwurf-und-planung"/>
     <w:p>
       <w:pPr>
         <w:pStyle w:val="Heading2"/>
@@ -2399,7 +2399,7 @@
         <w:t xml:space="preserve">Beispiel Quiz:</w:t>
       </w:r>
     </w:p>
-    <w:bookmarkStart w:id="55" w:name="idee-a"/>
+    <w:bookmarkStart w:id="66" w:name="idee-a"/>
     <w:p>
       <w:pPr>
         <w:pStyle w:val="Heading3"/>
@@ -2416,8 +2416,8 @@
         <w:t xml:space="preserve">Alle Fragen werden nacheinander in einer festen Reihenfolge angezeigt.</w:t>
       </w:r>
     </w:p>
-    <w:bookmarkEnd w:id="55"/>
-    <w:bookmarkStart w:id="56" w:name="idee-b"/>
+    <w:bookmarkEnd w:id="66"/>
+    <w:bookmarkStart w:id="67" w:name="idee-b"/>
     <w:p>
       <w:pPr>
         <w:pStyle w:val="Heading3"/>
@@ -2457,9 +2457,9 @@
         </w:pict>
       </w:r>
     </w:p>
-    <w:bookmarkEnd w:id="56"/>
-    <w:bookmarkEnd w:id="57"/>
-    <w:bookmarkStart w:id="58" w:name="umsetzung"/>
+    <w:bookmarkEnd w:id="67"/>
+    <w:bookmarkEnd w:id="68"/>
+    <w:bookmarkStart w:id="69" w:name="umsetzung"/>
     <w:p>
       <w:pPr>
         <w:pStyle w:val="Heading2"/>
@@ -2497,6 +2497,7 @@
         <w:tblStyle w:val="Table"/>
         <w:tblW w:type="auto" w:w="0"/>
         <w:tblLook w:firstRow="1" w:lastRow="0" w:firstColumn="0" w:lastColumn="0" w:noHBand="0" w:noVBand="0" w:val="0020"/>
+        <w:jc w:val="start"/>
       </w:tblPr>
       <w:tblGrid>
         <w:gridCol w:w="2640"/>
@@ -2505,13 +2506,14 @@
       </w:tblGrid>
       <w:tr>
         <w:trPr>
-          <w:tblHeader w:val="on"/>
+          <w:tblHeader w:val="true"/>
         </w:trPr>
         <w:tc>
           <w:tcPr/>
           <w:p>
             <w:pPr>
               <w:pStyle w:val="Compact"/>
+              <w:jc w:val="left"/>
             </w:pPr>
             <w:r>
               <w:t xml:space="preserve">Version</w:t>
@@ -2523,6 +2525,7 @@
           <w:p>
             <w:pPr>
               <w:pStyle w:val="Compact"/>
+              <w:jc w:val="left"/>
             </w:pPr>
             <w:r>
               <w:t xml:space="preserve">Änderung</w:t>
@@ -2534,6 +2537,7 @@
           <w:p>
             <w:pPr>
               <w:pStyle w:val="Compact"/>
+              <w:jc w:val="left"/>
             </w:pPr>
             <w:r>
               <w:t xml:space="preserve">Testergebnis</w:t>
@@ -2547,6 +2551,7 @@
           <w:p>
             <w:pPr>
               <w:pStyle w:val="Compact"/>
+              <w:jc w:val="left"/>
             </w:pPr>
             <w:r>
               <w:t xml:space="preserve">0.1</w:t>
@@ -2558,6 +2563,7 @@
           <w:p>
             <w:pPr>
               <w:pStyle w:val="Compact"/>
+              <w:jc w:val="left"/>
             </w:pPr>
             <w:r>
               <w:t xml:space="preserve">Startbildschirm</w:t>
@@ -2569,6 +2575,7 @@
           <w:p>
             <w:pPr>
               <w:pStyle w:val="Compact"/>
+              <w:jc w:val="left"/>
             </w:pPr>
             <w:r>
               <w:t xml:space="preserve">funktioniert</w:t>
@@ -2582,6 +2589,7 @@
           <w:p>
             <w:pPr>
               <w:pStyle w:val="Compact"/>
+              <w:jc w:val="left"/>
             </w:pPr>
             <w:r>
               <w:t xml:space="preserve">0.2</w:t>
@@ -2593,6 +2601,7 @@
           <w:p>
             <w:pPr>
               <w:pStyle w:val="Compact"/>
+              <w:jc w:val="left"/>
             </w:pPr>
             <w:r>
               <w:t xml:space="preserve">erste Frage</w:t>
@@ -2604,6 +2613,7 @@
           <w:p>
             <w:pPr>
               <w:pStyle w:val="Compact"/>
+              <w:jc w:val="left"/>
             </w:pPr>
             <w:r>
               <w:t xml:space="preserve">Antwort wird angezeigt</w:t>
@@ -2617,6 +2627,7 @@
           <w:p>
             <w:pPr>
               <w:pStyle w:val="Compact"/>
+              <w:jc w:val="left"/>
             </w:pPr>
             <w:r>
               <w:t xml:space="preserve">0.3</w:t>
@@ -2628,6 +2639,7 @@
           <w:p>
             <w:pPr>
               <w:pStyle w:val="Compact"/>
+              <w:jc w:val="left"/>
             </w:pPr>
             <w:r>
               <w:t xml:space="preserve">Auswertung</w:t>
@@ -2639,6 +2651,7 @@
           <w:p>
             <w:pPr>
               <w:pStyle w:val="Compact"/>
+              <w:jc w:val="left"/>
             </w:pPr>
             <w:r>
               <w:t xml:space="preserve">Fehler bei falscher Antwort</w:t>
@@ -2652,6 +2665,7 @@
           <w:p>
             <w:pPr>
               <w:pStyle w:val="Compact"/>
+              <w:jc w:val="left"/>
             </w:pPr>
             <w:r>
               <w:t xml:space="preserve">0.4</w:t>
@@ -2663,6 +2677,7 @@
           <w:p>
             <w:pPr>
               <w:pStyle w:val="Compact"/>
+              <w:jc w:val="left"/>
             </w:pPr>
             <w:r>
               <w:t xml:space="preserve">Bedingung korrigiert</w:t>
@@ -2674,6 +2689,7 @@
           <w:p>
             <w:pPr>
               <w:pStyle w:val="Compact"/>
+              <w:jc w:val="left"/>
             </w:pPr>
             <w:r>
               <w:t xml:space="preserve">Test bestanden</w:t>
@@ -2689,8 +2705,8 @@
         </w:pict>
       </w:r>
     </w:p>
-    <w:bookmarkEnd w:id="58"/>
-    <w:bookmarkStart w:id="61" w:name="testen-und-verbessern"/>
+    <w:bookmarkEnd w:id="69"/>
+    <w:bookmarkStart w:id="72" w:name="testen-und-verbessern"/>
     <w:p>
       <w:pPr>
         <w:pStyle w:val="Heading2"/>
@@ -2699,7 +2715,7 @@
         <w:t xml:space="preserve">17 Testen und Verbessern</w:t>
       </w:r>
     </w:p>
-    <w:bookmarkStart w:id="59" w:name="beispieltest"/>
+    <w:bookmarkStart w:id="70" w:name="beispieltest"/>
     <w:p>
       <w:pPr>
         <w:pStyle w:val="Heading3"/>
@@ -2712,8 +2728,8 @@
       <w:tblPr>
         <w:tblStyle w:val="Table"/>
         <w:tblW w:type="pct" w:w="5000"/>
-        <w:tblLayout w:type="fixed"/>
         <w:tblLook w:firstRow="1" w:lastRow="0" w:firstColumn="0" w:lastColumn="0" w:noHBand="0" w:noVBand="0" w:val="0020"/>
+        <w:jc w:val="start"/>
       </w:tblPr>
       <w:tblGrid>
         <w:gridCol w:w="1980"/>
@@ -2723,13 +2739,14 @@
       </w:tblGrid>
       <w:tr>
         <w:trPr>
-          <w:tblHeader w:val="on"/>
+          <w:tblHeader w:val="true"/>
         </w:trPr>
         <w:tc>
           <w:tcPr/>
           <w:p>
             <w:pPr>
               <w:pStyle w:val="Compact"/>
+              <w:jc w:val="left"/>
             </w:pPr>
             <w:r>
               <w:t xml:space="preserve">Ausgangslage</w:t>
@@ -2741,6 +2758,7 @@
           <w:p>
             <w:pPr>
               <w:pStyle w:val="Compact"/>
+              <w:jc w:val="left"/>
             </w:pPr>
             <w:r>
               <w:t xml:space="preserve">Aktion</w:t>
@@ -2752,6 +2770,7 @@
           <w:p>
             <w:pPr>
               <w:pStyle w:val="Compact"/>
+              <w:jc w:val="left"/>
             </w:pPr>
             <w:r>
               <w:t xml:space="preserve">erwartet</w:t>
@@ -2763,6 +2782,7 @@
           <w:p>
             <w:pPr>
               <w:pStyle w:val="Compact"/>
+              <w:jc w:val="left"/>
             </w:pPr>
             <w:r>
               <w:t xml:space="preserve">tatsächlich</w:t>
@@ -2776,6 +2796,7 @@
           <w:p>
             <w:pPr>
               <w:pStyle w:val="Compact"/>
+              <w:jc w:val="left"/>
             </w:pPr>
             <w:r>
               <w:t xml:space="preserve">Frage 1 sichtbar</w:t>
@@ -2787,6 +2808,7 @@
           <w:p>
             <w:pPr>
               <w:pStyle w:val="Compact"/>
+              <w:jc w:val="left"/>
             </w:pPr>
             <w:r>
               <w:t xml:space="preserve">richtige Antwort wählen</w:t>
@@ -2798,6 +2820,7 @@
           <w:p>
             <w:pPr>
               <w:pStyle w:val="Compact"/>
+              <w:jc w:val="left"/>
             </w:pPr>
             <w:r>
               <w:t xml:space="preserve">„Richtig“</w:t>
@@ -2809,6 +2832,7 @@
           <w:p>
             <w:pPr>
               <w:pStyle w:val="Compact"/>
+              <w:jc w:val="left"/>
             </w:pPr>
             <w:r>
               <w:t xml:space="preserve">„Richtig“</w:t>
@@ -2822,6 +2846,7 @@
           <w:p>
             <w:pPr>
               <w:pStyle w:val="Compact"/>
+              <w:jc w:val="left"/>
             </w:pPr>
             <w:r>
               <w:t xml:space="preserve">Frage 1 sichtbar</w:t>
@@ -2833,6 +2858,7 @@
           <w:p>
             <w:pPr>
               <w:pStyle w:val="Compact"/>
+              <w:jc w:val="left"/>
             </w:pPr>
             <w:r>
               <w:t xml:space="preserve">falsche Antwort wählen</w:t>
@@ -2844,6 +2870,7 @@
           <w:p>
             <w:pPr>
               <w:pStyle w:val="Compact"/>
+              <w:jc w:val="left"/>
             </w:pPr>
             <w:r>
               <w:t xml:space="preserve">„Falsch“</w:t>
@@ -2855,6 +2882,7 @@
           <w:p>
             <w:pPr>
               <w:pStyle w:val="Compact"/>
+              <w:jc w:val="left"/>
             </w:pPr>
             <w:r>
               <w:t xml:space="preserve">keine Reaktion</w:t>
@@ -2879,8 +2907,8 @@
         <w:t xml:space="preserve">Nach einer Änderung muss genau dieser Fall erneut getestet werden.</w:t>
       </w:r>
     </w:p>
-    <w:bookmarkEnd w:id="59"/>
-    <w:bookmarkStart w:id="60" w:name="mindeststandard"/>
+    <w:bookmarkEnd w:id="70"/>
+    <w:bookmarkStart w:id="71" w:name="mindeststandard"/>
     <w:p>
       <w:pPr>
         <w:pStyle w:val="Heading3"/>
@@ -2891,11 +2919,11 @@
     </w:p>
     <w:p>
       <w:pPr>
-        <w:pStyle w:val="Compact"/>
         <w:numPr>
           <w:ilvl w:val="0"/>
           <w:numId w:val="1019"/>
         </w:numPr>
+        <w:pStyle w:val="Compact"/>
       </w:pPr>
       <w:r>
         <w:t xml:space="preserve">mindestens drei sinnvolle Testfälle,</w:t>
@@ -2903,11 +2931,11 @@
     </w:p>
     <w:p>
       <w:pPr>
-        <w:pStyle w:val="Compact"/>
         <w:numPr>
           <w:ilvl w:val="0"/>
           <w:numId w:val="1019"/>
         </w:numPr>
+        <w:pStyle w:val="Compact"/>
       </w:pPr>
       <w:r>
         <w:t xml:space="preserve">Muss-Anforderungen berücksichtigt,</w:t>
@@ -2915,11 +2943,11 @@
     </w:p>
     <w:p>
       <w:pPr>
-        <w:pStyle w:val="Compact"/>
         <w:numPr>
           <w:ilvl w:val="0"/>
           <w:numId w:val="1019"/>
         </w:numPr>
+        <w:pStyle w:val="Compact"/>
       </w:pPr>
       <w:r>
         <w:t xml:space="preserve">tatsächliches Ergebnis notiert,</w:t>
@@ -2927,11 +2955,11 @@
     </w:p>
     <w:p>
       <w:pPr>
-        <w:pStyle w:val="Compact"/>
         <w:numPr>
           <w:ilvl w:val="0"/>
           <w:numId w:val="1019"/>
         </w:numPr>
+        <w:pStyle w:val="Compact"/>
       </w:pPr>
       <w:r>
         <w:t xml:space="preserve">mindestens eine gezielte Verbesserung.</w:t>
@@ -2944,9 +2972,9 @@
         </w:pict>
       </w:r>
     </w:p>
-    <w:bookmarkEnd w:id="60"/>
-    <w:bookmarkEnd w:id="61"/>
-    <w:bookmarkStart w:id="62" w:name="dokumentation"/>
+    <w:bookmarkEnd w:id="71"/>
+    <w:bookmarkEnd w:id="72"/>
+    <w:bookmarkStart w:id="73" w:name="dokumentation"/>
     <w:p>
       <w:pPr>
         <w:pStyle w:val="Heading2"/>
@@ -3010,8 +3038,8 @@
         </w:pict>
       </w:r>
     </w:p>
-    <w:bookmarkEnd w:id="62"/>
-    <w:bookmarkStart w:id="63" w:name="präsentation-und-reflexion"/>
+    <w:bookmarkEnd w:id="73"/>
+    <w:bookmarkStart w:id="74" w:name="präsentation-und-reflexion"/>
     <w:p>
       <w:pPr>
         <w:pStyle w:val="Heading2"/>
@@ -3038,11 +3066,11 @@
     </w:p>
     <w:p>
       <w:pPr>
-        <w:pStyle w:val="Compact"/>
         <w:numPr>
           <w:ilvl w:val="0"/>
           <w:numId w:val="1020"/>
         </w:numPr>
+        <w:pStyle w:val="Compact"/>
       </w:pPr>
       <w:r>
         <w:t xml:space="preserve">konkrete Planänderung,</w:t>
@@ -3050,11 +3078,11 @@
     </w:p>
     <w:p>
       <w:pPr>
-        <w:pStyle w:val="Compact"/>
         <w:numPr>
           <w:ilvl w:val="0"/>
           <w:numId w:val="1020"/>
         </w:numPr>
+        <w:pStyle w:val="Compact"/>
       </w:pPr>
       <w:r>
         <w:t xml:space="preserve">gefundener Fehler,</w:t>
@@ -3062,11 +3090,11 @@
     </w:p>
     <w:p>
       <w:pPr>
-        <w:pStyle w:val="Compact"/>
         <w:numPr>
           <w:ilvl w:val="0"/>
           <w:numId w:val="1020"/>
         </w:numPr>
+        <w:pStyle w:val="Compact"/>
       </w:pPr>
       <w:r>
         <w:t xml:space="preserve">wichtige Verbesserung,</w:t>
@@ -3074,11 +3102,11 @@
     </w:p>
     <w:p>
       <w:pPr>
-        <w:pStyle w:val="Compact"/>
         <w:numPr>
           <w:ilvl w:val="0"/>
           <w:numId w:val="1020"/>
         </w:numPr>
+        <w:pStyle w:val="Compact"/>
       </w:pPr>
       <w:r>
         <w:t xml:space="preserve">Erkenntnis über Teamarbeit oder Problemlösung.</w:t>
@@ -3115,8 +3143,8 @@
         </w:pict>
       </w:r>
     </w:p>
-    <w:bookmarkEnd w:id="63"/>
-    <w:bookmarkStart w:id="64" w:name="gesamtbewertung"/>
+    <w:bookmarkEnd w:id="74"/>
+    <w:bookmarkStart w:id="75" w:name="gesamtbewertung"/>
     <w:p>
       <w:pPr>
         <w:pStyle w:val="Heading2"/>
@@ -3135,11 +3163,11 @@
     </w:p>
     <w:p>
       <w:pPr>
-        <w:pStyle w:val="Compact"/>
         <w:numPr>
           <w:ilvl w:val="0"/>
           <w:numId w:val="1021"/>
         </w:numPr>
+        <w:pStyle w:val="Compact"/>
       </w:pPr>
       <w:r>
         <w:t xml:space="preserve">Problemanalyse und Anforderungen</w:t>
@@ -3147,11 +3175,11 @@
     </w:p>
     <w:p>
       <w:pPr>
-        <w:pStyle w:val="Compact"/>
         <w:numPr>
           <w:ilvl w:val="0"/>
           <w:numId w:val="1021"/>
         </w:numPr>
+        <w:pStyle w:val="Compact"/>
       </w:pPr>
       <w:r>
         <w:t xml:space="preserve">Lösungsentwurf</w:t>
@@ -3159,11 +3187,11 @@
     </w:p>
     <w:p>
       <w:pPr>
-        <w:pStyle w:val="Compact"/>
         <w:numPr>
           <w:ilvl w:val="0"/>
           <w:numId w:val="1021"/>
         </w:numPr>
+        <w:pStyle w:val="Compact"/>
       </w:pPr>
       <w:r>
         <w:t xml:space="preserve">Umsetzung</w:t>
@@ -3171,11 +3199,11 @@
     </w:p>
     <w:p>
       <w:pPr>
-        <w:pStyle w:val="Compact"/>
         <w:numPr>
           <w:ilvl w:val="0"/>
           <w:numId w:val="1021"/>
         </w:numPr>
+        <w:pStyle w:val="Compact"/>
       </w:pPr>
       <w:r>
         <w:t xml:space="preserve">Test und Verbesserung</w:t>
@@ -3183,11 +3211,11 @@
     </w:p>
     <w:p>
       <w:pPr>
-        <w:pStyle w:val="Compact"/>
         <w:numPr>
           <w:ilvl w:val="0"/>
           <w:numId w:val="1021"/>
         </w:numPr>
+        <w:pStyle w:val="Compact"/>
       </w:pPr>
       <w:r>
         <w:t xml:space="preserve">Dokumentation</w:t>
@@ -3195,11 +3223,11 @@
     </w:p>
     <w:p>
       <w:pPr>
-        <w:pStyle w:val="Compact"/>
         <w:numPr>
           <w:ilvl w:val="0"/>
           <w:numId w:val="1021"/>
         </w:numPr>
+        <w:pStyle w:val="Compact"/>
       </w:pPr>
       <w:r>
         <w:t xml:space="preserve">Präsentation</w:t>
@@ -3207,11 +3235,11 @@
     </w:p>
     <w:p>
       <w:pPr>
-        <w:pStyle w:val="Compact"/>
         <w:numPr>
           <w:ilvl w:val="0"/>
           <w:numId w:val="1021"/>
         </w:numPr>
+        <w:pStyle w:val="Compact"/>
       </w:pPr>
       <w:r>
         <w:t xml:space="preserve">Zusammenarbeit und Reflexion</w:t>
@@ -3225,13 +3253,9 @@
         <w:t xml:space="preserve">Nicht die technische Komplexität allein entscheidet über die Qualität.</w:t>
       </w:r>
     </w:p>
-    <w:bookmarkEnd w:id="64"/>
-    <w:bookmarkEnd w:id="65"/>
-    <w:sectPr>
-      <w:footnotePr>
-        <w:numRestart w:val="eachSect"/>
-      </w:footnotePr>
-    </w:sectPr>
+    <w:bookmarkEnd w:id="75"/>
+    <w:bookmarkEnd w:id="76"/>
+    <w:sectPr/>
   </w:body>
 </w:document>
 </file>
@@ -3262,14 +3286,14 @@
 <file path=word/numbering.xml><?xml version="1.0" encoding="utf-8"?>
 <w:numbering xmlns:w="http://schemas.openxmlformats.org/wordprocessingml/2006/main">
   <w:abstractNum w:abstractNumId="990">
-    <w:nsid w:val="0000A990"/>
+    <w:nsid w:val="A990"/>
     <w:multiLevelType w:val="multilevel"/>
     <w:lvl w:ilvl="0">
       <w:numFmt w:val="bullet"/>
       <w:lvlText w:val=" "/>
       <w:lvlJc w:val="left"/>
       <w:pPr>
-        <w:ind w:left="720" w:hanging="360"/>
+        <w:ind w:left="720" w:hanging="480"/>
       </w:pPr>
     </w:lvl>
     <w:lvl w:ilvl="1">
@@ -3277,7 +3301,7 @@
       <w:lvlText w:val=" "/>
       <w:lvlJc w:val="left"/>
       <w:pPr>
-        <w:ind w:left="1440" w:hanging="360"/>
+        <w:ind w:left="1440" w:hanging="480"/>
       </w:pPr>
     </w:lvl>
     <w:lvl w:ilvl="2">
@@ -3285,7 +3309,7 @@
       <w:lvlText w:val=" "/>
       <w:lvlJc w:val="left"/>
       <w:pPr>
-        <w:ind w:left="2160" w:hanging="360"/>
+        <w:ind w:left="2160" w:hanging="480"/>
       </w:pPr>
     </w:lvl>
     <w:lvl w:ilvl="3">
@@ -3293,7 +3317,7 @@
       <w:lvlText w:val=" "/>
       <w:lvlJc w:val="left"/>
       <w:pPr>
-        <w:ind w:left="2880" w:hanging="360"/>
+        <w:ind w:left="2880" w:hanging="480"/>
       </w:pPr>
     </w:lvl>
     <w:lvl w:ilvl="4">
@@ -3301,7 +3325,7 @@
       <w:lvlText w:val=" "/>
       <w:lvlJc w:val="left"/>
       <w:pPr>
-        <w:ind w:left="3600" w:hanging="360"/>
+        <w:ind w:left="3600" w:hanging="480"/>
       </w:pPr>
     </w:lvl>
     <w:lvl w:ilvl="5">
@@ -3309,7 +3333,7 @@
       <w:lvlText w:val=" "/>
       <w:lvlJc w:val="left"/>
       <w:pPr>
-        <w:ind w:left="4320" w:hanging="360"/>
+        <w:ind w:left="4320" w:hanging="480"/>
       </w:pPr>
     </w:lvl>
     <w:lvl w:ilvl="6">
@@ -3317,7 +3341,7 @@
       <w:lvlText w:val=" "/>
       <w:lvlJc w:val="left"/>
       <w:pPr>
-        <w:ind w:left="5040" w:hanging="360"/>
+        <w:ind w:left="5040" w:hanging="480"/>
       </w:pPr>
     </w:lvl>
     <w:lvl w:ilvl="7">
@@ -3325,7 +3349,7 @@
       <w:lvlText w:val=" "/>
       <w:lvlJc w:val="left"/>
       <w:pPr>
-        <w:ind w:left="5760" w:hanging="360"/>
+        <w:ind w:left="5760" w:hanging="480"/>
       </w:pPr>
     </w:lvl>
     <w:lvl w:ilvl="8">
@@ -3333,115 +3357,88 @@
       <w:lvlText w:val=" "/>
       <w:lvlJc w:val="left"/>
       <w:pPr>
-        <w:ind w:left="6480" w:hanging="360"/>
+        <w:ind w:left="6480" w:hanging="480"/>
       </w:pPr>
     </w:lvl>
   </w:abstractNum>
   <w:abstractNum w:abstractNumId="991">
-    <w:nsid w:val="0000A991"/>
+    <w:nsid w:val="A991"/>
     <w:multiLevelType w:val="multilevel"/>
     <w:lvl w:ilvl="0">
       <w:numFmt w:val="bullet"/>
-      <w:lvlText w:val=""/>
+      <w:lvlText w:val="•"/>
       <w:lvlJc w:val="left"/>
       <w:pPr>
-        <w:ind w:left="720" w:hanging="360"/>
-      </w:pPr>
-      <w:rPr>
-        <w:rFonts w:ascii="Symbol" w:hAnsi="Symbol" w:cs="Symbol" w:hint="default"/>
-      </w:rPr>
+        <w:ind w:left="720" w:hanging="480"/>
+      </w:pPr>
     </w:lvl>
     <w:lvl w:ilvl="1">
       <w:numFmt w:val="bullet"/>
-      <w:lvlText w:val="o"/>
+      <w:lvlText w:val="–"/>
       <w:lvlJc w:val="left"/>
       <w:pPr>
-        <w:ind w:left="1440" w:hanging="360"/>
-      </w:pPr>
-      <w:rPr>
-        <w:rFonts w:ascii="Courier New" w:hAnsi="Courier New" w:cs="Courier New" w:hint="default"/>
-      </w:rPr>
+        <w:ind w:left="1440" w:hanging="480"/>
+      </w:pPr>
     </w:lvl>
     <w:lvl w:ilvl="2">
       <w:numFmt w:val="bullet"/>
-      <w:lvlText w:val=""/>
+      <w:lvlText w:val="•"/>
       <w:lvlJc w:val="left"/>
       <w:pPr>
-        <w:ind w:left="2160" w:hanging="360"/>
-      </w:pPr>
-      <w:rPr>
-        <w:rFonts w:ascii="Wingdings" w:hAnsi="Wingdings" w:cs="Wingdings" w:hint="default"/>
-      </w:rPr>
+        <w:ind w:left="2160" w:hanging="480"/>
+      </w:pPr>
     </w:lvl>
     <w:lvl w:ilvl="3">
       <w:numFmt w:val="bullet"/>
-      <w:lvlText w:val=""/>
+      <w:lvlText w:val="–"/>
       <w:lvlJc w:val="left"/>
       <w:pPr>
-        <w:ind w:left="2880" w:hanging="360"/>
-      </w:pPr>
-      <w:rPr>
-        <w:rFonts w:ascii="Symbol" w:hAnsi="Symbol" w:cs="Symbol" w:hint="default"/>
-      </w:rPr>
+        <w:ind w:left="2880" w:hanging="480"/>
+      </w:pPr>
     </w:lvl>
     <w:lvl w:ilvl="4">
       <w:numFmt w:val="bullet"/>
-      <w:lvlText w:val="o"/>
+      <w:lvlText w:val="•"/>
       <w:lvlJc w:val="left"/>
       <w:pPr>
-        <w:ind w:left="3600" w:hanging="360"/>
-      </w:pPr>
-      <w:rPr>
-        <w:rFonts w:ascii="Courier New" w:hAnsi="Courier New" w:cs="Courier New" w:hint="default"/>
-      </w:rPr>
+        <w:ind w:left="3600" w:hanging="480"/>
+      </w:pPr>
     </w:lvl>
     <w:lvl w:ilvl="5">
       <w:numFmt w:val="bullet"/>
-      <w:lvlText w:val=""/>
+      <w:lvlText w:val="–"/>
       <w:lvlJc w:val="left"/>
       <w:pPr>
-        <w:ind w:left="4320" w:hanging="360"/>
-      </w:pPr>
-      <w:rPr>
-        <w:rFonts w:ascii="Wingdings" w:hAnsi="Wingdings" w:cs="Wingdings" w:hint="default"/>
-      </w:rPr>
+        <w:ind w:left="4320" w:hanging="480"/>
+      </w:pPr>
     </w:lvl>
     <w:lvl w:ilvl="6">
       <w:numFmt w:val="bullet"/>
-      <w:lvlText w:val=""/>
+      <w:lvlText w:val="•"/>
       <w:lvlJc w:val="left"/>
       <w:pPr>
-        <w:ind w:left="5040" w:hanging="360"/>
-      </w:pPr>
-      <w:rPr>
-        <w:rFonts w:ascii="Symbol" w:hAnsi="Symbol" w:cs="Symbol" w:hint="default"/>
-      </w:rPr>
+        <w:ind w:left="5040" w:hanging="480"/>
+      </w:pPr>
     </w:lvl>
     <w:lvl w:ilvl="7">
       <w:numFmt w:val="bullet"/>
-      <w:lvlText w:val="o"/>
+      <w:lvlText w:val="–"/>
       <w:lvlJc w:val="left"/>
       <w:pPr>
-        <w:ind w:left="5760" w:hanging="360"/>
-      </w:pPr>
-      <w:rPr>
-        <w:rFonts w:ascii="Courier New" w:hAnsi="Courier New" w:cs="Courier New" w:hint="default"/>
-      </w:rPr>
+        <w:ind w:left="5760" w:hanging="480"/>
+      </w:pPr>
     </w:lvl>
     <w:lvl w:ilvl="8">
       <w:numFmt w:val="bullet"/>
-      <w:lvlText w:val=""/>
+      <w:lvlText w:val="•"/>
       <w:lvlJc w:val="left"/>
       <w:pPr>
-        <w:ind w:left="6480" w:hanging="360"/>
-      </w:pPr>
-      <w:rPr>
-        <w:rFonts w:ascii="Wingdings" w:hAnsi="Wingdings" w:cs="Wingdings" w:hint="default"/>
-      </w:rPr>
+        <w:ind w:left="6480" w:hanging="480"/>
+      </w:pPr>
     </w:lvl>
   </w:abstractNum>
   <w:abstractNum w:abstractNumId="99411">
-    <w:nsid w:val="00A99411"/>
+    <w:nsid w:val="A99411"/>
     <w:multiLevelType w:val="multilevel"/>
     <w:lvl w:ilvl="0">
       <w:start w:val="1"/>
@@ -3449,7 +3446,7 @@
       <w:lvlText w:val="%1."/>
       <w:lvlJc w:val="left"/>
       <w:pPr>
-        <w:ind w:left="720" w:hanging="360"/>
+        <w:ind w:left="720" w:hanging="480"/>
       </w:pPr>
     </w:lvl>
     <w:lvl w:ilvl="1">
@@ -3458,7 +3455,7 @@
       <w:lvlText w:val="%2."/>
       <w:lvlJc w:val="left"/>
       <w:pPr>
-        <w:ind w:left="1440" w:hanging="360"/>
+        <w:ind w:left="1440" w:hanging="480"/>
       </w:pPr>
     </w:lvl>
     <w:lvl w:ilvl="2">
@@ -3467,7 +3464,7 @@
       <w:lvlText w:val="%3."/>
       <w:lvlJc w:val="left"/>
       <w:pPr>
-        <w:ind w:left="2160" w:hanging="360"/>
+        <w:ind w:left="2160" w:hanging="480"/>
       </w:pPr>
     </w:lvl>
     <w:lvl w:ilvl="3">
@@ -3476,7 +3473,7 @@
       <w:lvlText w:val="%4."/>
       <w:lvlJc w:val="left"/>
       <w:pPr>
-        <w:ind w:left="2880" w:hanging="360"/>
+        <w:ind w:left="2880" w:hanging="480"/>
       </w:pPr>
     </w:lvl>
     <w:lvl w:ilvl="4">
@@ -3485,7 +3482,7 @@
       <w:lvlText w:val="%5."/>
       <w:lvlJc w:val="left"/>
       <w:pPr>
-        <w:ind w:left="3600" w:hanging="360"/>
+        <w:ind w:left="3600" w:hanging="480"/>
       </w:pPr>
     </w:lvl>
     <w:lvl w:ilvl="5">
@@ -3494,7 +3491,7 @@
       <w:lvlText w:val="%6."/>
       <w:lvlJc w:val="left"/>
       <w:pPr>
-        <w:ind w:left="4320" w:hanging="360"/>
+        <w:ind w:left="4320" w:hanging="480"/>
       </w:pPr>
     </w:lvl>
     <w:lvl w:ilvl="6">
@@ -3503,7 +3500,7 @@
       <w:lvlText w:val="%7."/>
       <w:lvlJc w:val="left"/>
       <w:pPr>
-        <w:ind w:left="5040" w:hanging="360"/>
+        <w:ind w:left="5040" w:hanging="480"/>
       </w:pPr>
     </w:lvl>
     <w:lvl w:ilvl="7">
@@ -3512,7 +3509,7 @@
       <w:lvlText w:val="%8."/>
       <w:lvlJc w:val="left"/>
       <w:pPr>
-        <w:ind w:left="5760" w:hanging="360"/>
+        <w:ind w:left="5760" w:hanging="480"/>
       </w:pPr>
     </w:lvl>
     <w:lvl w:ilvl="8">
@@ -3521,7 +3518,7 @@
       <w:lvlText w:val="%9."/>
       <w:lvlJc w:val="left"/>
       <w:pPr>
-        <w:ind w:left="6480" w:hanging="360"/>
+        <w:ind w:left="6480" w:hanging="480"/>
       </w:pPr>
     </w:lvl>
   </w:abstractNum>
@@ -3734,10 +3731,10 @@
   <w:docDefaults>
     <w:rPrDefault>
       <w:rPr>
-        <w:rFonts w:asciiTheme="minorHAnsi" w:cstheme="minorBidi" w:eastAsiaTheme="minorEastAsia" w:hAnsiTheme="minorHAnsi"/>
+        <w:rFonts w:asciiTheme="minorHAnsi" w:cstheme="minorBidi" w:eastAsiaTheme="minorHAnsi" w:hAnsiTheme="minorHAnsi"/>
         <w:sz w:val="24"/>
         <w:szCs w:val="24"/>
-        <w:lang w:bidi="ar-SA" w:eastAsia="zh-CN" w:val="de-DE"/>
+        <w:lang w:bidi="ar-SA" w:eastAsia="en-US" w:val="de-DE"/>
       </w:rPr>
     </w:rPrDefault>
     <w:pPrDefault>
@@ -3755,10 +3752,10 @@
     <w:name w:val="Body Text"/>
     <w:basedOn w:val="Normal"/>
     <w:link w:val="BodyTextChar"/>
-    <w:qFormat/>
     <w:pPr>
       <w:spacing w:after="180" w:before="180"/>
     </w:pPr>
+    <w:qFormat/>
   </w:style>
   <w:style w:customStyle="1" w:styleId="FirstParagraph" w:type="paragraph">
     <w:name w:val="First Paragraph"/>
@@ -3778,94 +3775,57 @@
     <w:name w:val="Title"/>
     <w:basedOn w:val="Normal"/>
     <w:next w:val="BodyText"/>
-    <w:link w:val="TitleChar"/>
-    <w:uiPriority w:val="10"/>
     <w:qFormat/>
-    <w:rsid w:val="00A10FD9"/>
     <w:pPr>
-      <w:spacing w:after="80" w:line="240" w:lineRule="auto"/>
-      <w:contextualSpacing/>
+      <w:keepNext/>
+      <w:keepLines/>
+      <w:spacing w:after="240" w:before="480"/>
       <w:jc w:val="center"/>
     </w:pPr>
     <w:rPr>
       <w:rFonts w:asciiTheme="majorHAnsi" w:cstheme="majorBidi" w:eastAsiaTheme="majorEastAsia" w:hAnsiTheme="majorHAnsi"/>
-      <w:sz w:val="56"/>
-      <w:szCs w:val="56"/>
-    </w:rPr>
-  </w:style>
-  <w:style w:customStyle="1" w:styleId="TitleChar" w:type="character">
-    <w:name w:val="Title Char"/>
-    <w:basedOn w:val="DefaultParagraphFont"/>
-    <w:link w:val="Title"/>
-    <w:uiPriority w:val="10"/>
-    <w:rsid w:val="00A10FD9"/>
-    <w:rPr>
-      <w:rFonts w:asciiTheme="majorHAnsi" w:cstheme="majorBidi" w:eastAsiaTheme="majorEastAsia" w:hAnsiTheme="majorHAnsi"/>
-      <w:sz w:val="56"/>
-      <w:szCs w:val="56"/>
+      <w:b/>
+      <w:bCs/>
+      <w:color w:themeColor="accent1" w:themeShade="B5" w:val="345A8A"/>
+      <w:sz w:val="36"/>
+      <w:szCs w:val="36"/>
     </w:rPr>
   </w:style>
   <w:style w:styleId="Subtitle" w:type="paragraph">
     <w:name w:val="Subtitle"/>
-    <w:basedOn w:val="Title"/>
-    <w:next w:val="BodyText"/>
-    <w:link w:val="SubtitleChar"/>
-    <w:uiPriority w:val="11"/>
-    <w:qFormat/>
-    <w:rsid w:val="00A10FD9"/>
-    <w:pPr>
-      <w:numPr>
-        <w:ilvl w:val="1"/>
-      </w:numPr>
-    </w:pPr>
-    <w:rPr>
-      <w:rFonts w:cstheme="majorBidi" w:eastAsiaTheme="majorEastAsia"/>
-      <w:spacing w:val="15"/>
-      <w:sz w:val="28"/>
-      <w:szCs w:val="28"/>
-    </w:rPr>
-  </w:style>
-  <w:style w:customStyle="1" w:styleId="SubtitleChar" w:type="character">
-    <w:name w:val="Subtitle Char"/>
-    <w:basedOn w:val="DefaultParagraphFont"/>
-    <w:link w:val="Subtitle"/>
-    <w:uiPriority w:val="11"/>
-    <w:rsid w:val="00A10FD9"/>
-    <w:rPr>
-      <w:rFonts w:cstheme="majorBidi" w:eastAsiaTheme="majorEastAsia"/>
-      <w:color w:themeColor="text1" w:themeTint="A6" w:val="595959"/>
-      <w:spacing w:val="15"/>
-      <w:sz w:val="28"/>
-      <w:szCs w:val="28"/>
-    </w:rPr>
-  </w:style>
-  <w:style w:customStyle="1" w:styleId="Author" w:type="paragraph">
-    <w:name w:val="Author"/>
     <w:basedOn w:val="Title"/>
     <w:next w:val="BodyText"/>
     <w:qFormat/>
     <w:pPr>
       <w:keepNext/>
       <w:keepLines/>
+      <w:spacing w:after="240" w:before="240"/>
+      <w:jc w:val="center"/>
     </w:pPr>
     <w:rPr>
-      <w:sz w:val="24"/>
-      <w:szCs w:val="24"/>
+      <w:sz w:val="30"/>
+      <w:szCs w:val="30"/>
     </w:rPr>
   </w:style>
-  <w:style w:styleId="Date" w:type="paragraph">
-    <w:name w:val="Date"/>
-    <w:basedOn w:val="Title"/>
+  <w:style w:customStyle="1" w:styleId="Author" w:type="paragraph">
+    <w:name w:val="Author"/>
     <w:next w:val="BodyText"/>
     <w:qFormat/>
     <w:pPr>
       <w:keepNext/>
       <w:keepLines/>
+      <w:jc w:val="center"/>
     </w:pPr>
-    <w:rPr>
-      <w:sz w:val="24"/>
-      <w:szCs w:val="24"/>
-    </w:rPr>
+  </w:style>
+  <w:style w:styleId="Date" w:type="paragraph">
+    <w:name w:val="Date"/>
+    <w:next w:val="BodyText"/>
+    <w:qFormat/>
+    <w:pPr>
+      <w:keepNext/>
+      <w:keepLines/>
+      <w:jc w:val="center"/>
+    </w:pPr>
   </w:style>
   <w:style w:customStyle="1" w:styleId="AbstractTitle" w:type="paragraph">
     <w:name w:val="Abstract Title"/>
@@ -3875,13 +3835,15 @@
     <w:pPr>
       <w:keepNext/>
       <w:keepLines/>
+      <w:jc w:val="center"/>
       <w:spacing w:after="0" w:before="300"/>
-      <w:jc w:val="center"/>
     </w:pPr>
     <w:rPr>
-      <w:b/>
       <w:sz w:val="20"/>
       <w:szCs w:val="20"/>
+      <w:b/>
+      <w:color w:val="345A8A"/>
+      &gt;
     </w:rPr>
   </w:style>
   <w:style w:customStyle="1" w:styleId="Abstract" w:type="paragraph">
@@ -3908,321 +3870,191 @@
     <w:rPr/>
   </w:style>
   <w:style w:styleId="Heading1" w:type="paragraph">
-    <w:name w:val="heading 1"/>
+    <w:name w:val="Heading 1"/>
     <w:basedOn w:val="Normal"/>
     <w:next w:val="BodyText"/>
-    <w:link w:val="Heading1Char"/>
     <w:uiPriority w:val="9"/>
     <w:qFormat/>
-    <w:rsid w:val="00A10FD9"/>
     <w:pPr>
       <w:keepNext/>
       <w:keepLines/>
-      <w:spacing w:after="80" w:before="360"/>
+      <w:spacing w:after="0" w:before="480"/>
       <w:outlineLvl w:val="0"/>
     </w:pPr>
     <w:rPr>
       <w:rFonts w:asciiTheme="majorHAnsi" w:cstheme="majorBidi" w:eastAsiaTheme="majorEastAsia" w:hAnsiTheme="majorHAnsi"/>
-      <w:color w:themeColor="accent1" w:themeShade="BF" w:val="0F4761"/>
-      <w:sz w:val="40"/>
-      <w:szCs w:val="40"/>
+      <w:b/>
+      <w:bCs/>
+      <w:color w:themeColor="accent1" w:val="4F81BD"/>
+      <w:sz w:val="32"/>
+      <w:szCs w:val="32"/>
     </w:rPr>
   </w:style>
   <w:style w:styleId="Heading2" w:type="paragraph">
-    <w:name w:val="heading 2"/>
+    <w:name w:val="Heading 2"/>
     <w:basedOn w:val="Normal"/>
     <w:next w:val="BodyText"/>
-    <w:link w:val="Heading2Char"/>
     <w:uiPriority w:val="9"/>
-    <w:semiHidden/>
     <w:unhideWhenUsed/>
     <w:qFormat/>
-    <w:rsid w:val="00A10FD9"/>
     <w:pPr>
       <w:keepNext/>
       <w:keepLines/>
-      <w:spacing w:after="80" w:before="160"/>
+      <w:spacing w:after="0" w:before="200"/>
       <w:outlineLvl w:val="1"/>
     </w:pPr>
     <w:rPr>
       <w:rFonts w:asciiTheme="majorHAnsi" w:cstheme="majorBidi" w:eastAsiaTheme="majorEastAsia" w:hAnsiTheme="majorHAnsi"/>
-      <w:color w:themeColor="accent1" w:themeShade="BF" w:val="0F4761"/>
-      <w:sz w:val="32"/>
-      <w:szCs w:val="32"/>
+      <w:b/>
+      <w:bCs/>
+      <w:color w:themeColor="accent1" w:val="4F81BD"/>
+      <w:sz w:val="28"/>
+      <w:szCs w:val="28"/>
     </w:rPr>
   </w:style>
   <w:style w:styleId="Heading3" w:type="paragraph">
-    <w:name w:val="heading 3"/>
+    <w:name w:val="Heading 3"/>
     <w:basedOn w:val="Normal"/>
     <w:next w:val="BodyText"/>
-    <w:link w:val="Heading3Char"/>
     <w:uiPriority w:val="9"/>
-    <w:semiHidden/>
     <w:unhideWhenUsed/>
     <w:qFormat/>
-    <w:rsid w:val="00A10FD9"/>
     <w:pPr>
       <w:keepNext/>
       <w:keepLines/>
-      <w:spacing w:after="80" w:before="160"/>
+      <w:spacing w:after="0" w:before="200"/>
       <w:outlineLvl w:val="2"/>
     </w:pPr>
     <w:rPr>
-      <w:rFonts w:cstheme="majorBidi" w:eastAsiaTheme="majorEastAsia"/>
-      <w:color w:themeColor="accent1" w:themeShade="BF" w:val="0F4761"/>
-      <w:sz w:val="28"/>
-      <w:szCs w:val="28"/>
+      <w:rFonts w:asciiTheme="majorHAnsi" w:cstheme="majorBidi" w:eastAsiaTheme="majorEastAsia" w:hAnsiTheme="majorHAnsi"/>
+      <w:b/>
+      <w:bCs/>
+      <w:color w:themeColor="accent1" w:val="4F81BD"/>
+      <w:sz w:val="24"/>
+      <w:szCs w:val="24"/>
     </w:rPr>
   </w:style>
   <w:style w:styleId="Heading4" w:type="paragraph">
-    <w:name w:val="heading 4"/>
+    <w:name w:val="Heading 4"/>
     <w:basedOn w:val="Normal"/>
     <w:next w:val="BodyText"/>
-    <w:link w:val="Heading4Char"/>
     <w:uiPriority w:val="9"/>
-    <w:semiHidden/>
     <w:unhideWhenUsed/>
     <w:qFormat/>
-    <w:rsid w:val="00A10FD9"/>
     <w:pPr>
       <w:keepNext/>
       <w:keepLines/>
-      <w:spacing w:after="40" w:before="80"/>
+      <w:spacing w:after="0" w:before="200"/>
       <w:outlineLvl w:val="3"/>
     </w:pPr>
     <w:rPr>
-      <w:rFonts w:cstheme="majorBidi" w:eastAsiaTheme="majorEastAsia"/>
+      <w:rFonts w:asciiTheme="majorHAnsi" w:cstheme="majorBidi" w:eastAsiaTheme="majorEastAsia" w:hAnsiTheme="majorHAnsi"/>
       <w:i/>
-      <w:iCs/>
-      <w:color w:themeColor="accent1" w:themeShade="BF" w:val="0F4761"/>
+      <w:bCs/>
+      <w:color w:themeColor="accent1" w:val="4F81BD"/>
+      <w:sz w:val="24"/>
+      <w:szCs w:val="24"/>
     </w:rPr>
   </w:style>
   <w:style w:styleId="Heading5" w:type="paragraph">
-    <w:name w:val="heading 5"/>
+    <w:name w:val="Heading 5"/>
     <w:basedOn w:val="Normal"/>
     <w:next w:val="BodyText"/>
-    <w:link w:val="Heading5Char"/>
     <w:uiPriority w:val="9"/>
-    <w:semiHidden/>
     <w:unhideWhenUsed/>
     <w:qFormat/>
-    <w:rsid w:val="00A10FD9"/>
     <w:pPr>
       <w:keepNext/>
       <w:keepLines/>
-      <w:spacing w:after="40" w:before="80"/>
+      <w:spacing w:after="0" w:before="200"/>
       <w:outlineLvl w:val="4"/>
     </w:pPr>
     <w:rPr>
-      <w:rFonts w:cstheme="majorBidi" w:eastAsiaTheme="majorEastAsia"/>
-      <w:color w:themeColor="accent1" w:themeShade="BF" w:val="0F4761"/>
+      <w:rFonts w:asciiTheme="majorHAnsi" w:cstheme="majorBidi" w:eastAsiaTheme="majorEastAsia" w:hAnsiTheme="majorHAnsi"/>
+      <w:iCs/>
+      <w:color w:themeColor="accent1" w:val="4F81BD"/>
+      <w:sz w:val="24"/>
+      <w:szCs w:val="24"/>
     </w:rPr>
   </w:style>
   <w:style w:styleId="Heading6" w:type="paragraph">
-    <w:name w:val="heading 6"/>
+    <w:name w:val="Heading 6"/>
     <w:basedOn w:val="Normal"/>
     <w:next w:val="BodyText"/>
-    <w:link w:val="Heading6Char"/>
     <w:uiPriority w:val="9"/>
-    <w:semiHidden/>
     <w:unhideWhenUsed/>
     <w:qFormat/>
-    <w:rsid w:val="00A10FD9"/>
     <w:pPr>
       <w:keepNext/>
       <w:keepLines/>
-      <w:spacing w:after="0" w:before="40"/>
+      <w:spacing w:after="0" w:before="200"/>
       <w:outlineLvl w:val="5"/>
     </w:pPr>
     <w:rPr>
-      <w:rFonts w:cstheme="majorBidi" w:eastAsiaTheme="majorEastAsia"/>
-      <w:i/>
-      <w:iCs/>
-      <w:color w:themeColor="text1" w:themeTint="A6" w:val="595959"/>
+      <w:rFonts w:asciiTheme="majorHAnsi" w:cstheme="majorBidi" w:eastAsiaTheme="majorEastAsia" w:hAnsiTheme="majorHAnsi"/>
+      <w:color w:themeColor="accent1" w:val="4F81BD"/>
+      <w:sz w:val="24"/>
+      <w:szCs w:val="24"/>
     </w:rPr>
   </w:style>
   <w:style w:styleId="Heading7" w:type="paragraph">
-    <w:name w:val="heading 7"/>
+    <w:name w:val="Heading 7"/>
     <w:basedOn w:val="Normal"/>
     <w:next w:val="BodyText"/>
-    <w:link w:val="Heading7Char"/>
     <w:uiPriority w:val="9"/>
-    <w:semiHidden/>
     <w:unhideWhenUsed/>
     <w:qFormat/>
-    <w:rsid w:val="00A10FD9"/>
     <w:pPr>
       <w:keepNext/>
       <w:keepLines/>
-      <w:spacing w:after="0" w:before="40"/>
+      <w:spacing w:after="0" w:before="200"/>
       <w:outlineLvl w:val="6"/>
     </w:pPr>
     <w:rPr>
-      <w:rFonts w:cstheme="majorBidi" w:eastAsiaTheme="majorEastAsia"/>
-      <w:color w:themeColor="text1" w:themeTint="A6" w:val="595959"/>
+      <w:rFonts w:asciiTheme="majorHAnsi" w:cstheme="majorBidi" w:eastAsiaTheme="majorEastAsia" w:hAnsiTheme="majorHAnsi"/>
+      <w:color w:themeColor="accent1" w:val="4F81BD"/>
+      <w:sz w:val="24"/>
+      <w:szCs w:val="24"/>
     </w:rPr>
   </w:style>
   <w:style w:styleId="Heading8" w:type="paragraph">
-    <w:name w:val="heading 8"/>
+    <w:name w:val="Heading 8"/>
     <w:basedOn w:val="Normal"/>
     <w:next w:val="BodyText"/>
-    <w:link w:val="Heading8Char"/>
     <w:uiPriority w:val="9"/>
-    <w:semiHidden/>
     <w:unhideWhenUsed/>
     <w:qFormat/>
-    <w:rsid w:val="00A10FD9"/>
     <w:pPr>
       <w:keepNext/>
       <w:keepLines/>
-      <w:spacing w:after="0"/>
+      <w:spacing w:after="0" w:before="200"/>
       <w:outlineLvl w:val="7"/>
     </w:pPr>
     <w:rPr>
-      <w:rFonts w:cstheme="majorBidi" w:eastAsiaTheme="majorEastAsia"/>
-      <w:i/>
-      <w:iCs/>
-      <w:color w:themeColor="text1" w:themeTint="D8" w:val="272727"/>
+      <w:rFonts w:asciiTheme="majorHAnsi" w:cstheme="majorBidi" w:eastAsiaTheme="majorEastAsia" w:hAnsiTheme="majorHAnsi"/>
+      <w:color w:themeColor="accent1" w:val="4F81BD"/>
+      <w:sz w:val="24"/>
+      <w:szCs w:val="24"/>
     </w:rPr>
   </w:style>
   <w:style w:styleId="Heading9" w:type="paragraph">
-    <w:name w:val="heading 9"/>
+    <w:name w:val="Heading 9"/>
     <w:basedOn w:val="Normal"/>
     <w:next w:val="BodyText"/>
-    <w:link w:val="Heading9Char"/>
     <w:uiPriority w:val="9"/>
-    <w:semiHidden/>
     <w:unhideWhenUsed/>
     <w:qFormat/>
-    <w:rsid w:val="00A10FD9"/>
     <w:pPr>
       <w:keepNext/>
       <w:keepLines/>
-      <w:spacing w:after="0"/>
+      <w:spacing w:after="0" w:before="200"/>
       <w:outlineLvl w:val="8"/>
     </w:pPr>
     <w:rPr>
-      <w:rFonts w:cstheme="majorBidi" w:eastAsiaTheme="majorEastAsia"/>
-      <w:color w:themeColor="text1" w:themeTint="D8" w:val="272727"/>
-    </w:rPr>
-  </w:style>
-  <w:style w:customStyle="1" w:styleId="Heading1Char" w:type="character">
-    <w:name w:val="Heading 1 Char"/>
-    <w:basedOn w:val="DefaultParagraphFont"/>
-    <w:link w:val="Heading1"/>
-    <w:uiPriority w:val="9"/>
-    <w:rsid w:val="00A10FD9"/>
-    <w:rPr>
       <w:rFonts w:asciiTheme="majorHAnsi" w:cstheme="majorBidi" w:eastAsiaTheme="majorEastAsia" w:hAnsiTheme="majorHAnsi"/>
-      <w:color w:themeColor="accent1" w:themeShade="BF" w:val="0F4761"/>
-      <w:sz w:val="40"/>
-      <w:szCs w:val="40"/>
-    </w:rPr>
-  </w:style>
-  <w:style w:customStyle="1" w:styleId="Heading2Char" w:type="character">
-    <w:name w:val="Heading 2 Char"/>
-    <w:basedOn w:val="DefaultParagraphFont"/>
-    <w:link w:val="Heading2"/>
-    <w:uiPriority w:val="9"/>
-    <w:semiHidden/>
-    <w:rsid w:val="00A10FD9"/>
-    <w:rPr>
-      <w:rFonts w:asciiTheme="majorHAnsi" w:cstheme="majorBidi" w:eastAsiaTheme="majorEastAsia" w:hAnsiTheme="majorHAnsi"/>
-      <w:color w:themeColor="accent1" w:themeShade="BF" w:val="0F4761"/>
-      <w:sz w:val="32"/>
-      <w:szCs w:val="32"/>
-    </w:rPr>
-  </w:style>
-  <w:style w:customStyle="1" w:styleId="Heading3Char" w:type="character">
-    <w:name w:val="Heading 3 Char"/>
-    <w:basedOn w:val="DefaultParagraphFont"/>
-    <w:link w:val="Heading3"/>
-    <w:uiPriority w:val="9"/>
-    <w:semiHidden/>
-    <w:rsid w:val="00A10FD9"/>
-    <w:rPr>
-      <w:rFonts w:cstheme="majorBidi" w:eastAsiaTheme="majorEastAsia"/>
-      <w:color w:themeColor="accent1" w:themeShade="BF" w:val="0F4761"/>
-      <w:sz w:val="28"/>
-      <w:szCs w:val="28"/>
-    </w:rPr>
-  </w:style>
-  <w:style w:customStyle="1" w:styleId="Heading4Char" w:type="character">
-    <w:name w:val="Heading 4 Char"/>
-    <w:basedOn w:val="DefaultParagraphFont"/>
-    <w:link w:val="Heading4"/>
-    <w:uiPriority w:val="9"/>
-    <w:semiHidden/>
-    <w:rsid w:val="00A10FD9"/>
-    <w:rPr>
-      <w:rFonts w:cstheme="majorBidi" w:eastAsiaTheme="majorEastAsia"/>
-      <w:i/>
-      <w:iCs/>
-      <w:color w:themeColor="accent1" w:themeShade="BF" w:val="0F4761"/>
-    </w:rPr>
-  </w:style>
-  <w:style w:customStyle="1" w:styleId="Heading5Char" w:type="character">
-    <w:name w:val="Heading 5 Char"/>
-    <w:basedOn w:val="DefaultParagraphFont"/>
-    <w:link w:val="Heading5"/>
-    <w:uiPriority w:val="9"/>
-    <w:semiHidden/>
-    <w:rsid w:val="00A10FD9"/>
-    <w:rPr>
-      <w:rFonts w:cstheme="majorBidi" w:eastAsiaTheme="majorEastAsia"/>
-      <w:color w:themeColor="accent1" w:themeShade="BF" w:val="0F4761"/>
-    </w:rPr>
-  </w:style>
-  <w:style w:customStyle="1" w:styleId="Heading6Char" w:type="character">
-    <w:name w:val="Heading 6 Char"/>
-    <w:basedOn w:val="DefaultParagraphFont"/>
-    <w:link w:val="Heading6"/>
-    <w:uiPriority w:val="9"/>
-    <w:semiHidden/>
-    <w:rsid w:val="00A10FD9"/>
-    <w:rPr>
-      <w:rFonts w:cstheme="majorBidi" w:eastAsiaTheme="majorEastAsia"/>
-      <w:i/>
-      <w:iCs/>
-      <w:color w:themeColor="text1" w:themeTint="A6" w:val="595959"/>
-    </w:rPr>
-  </w:style>
-  <w:style w:customStyle="1" w:styleId="Heading7Char" w:type="character">
-    <w:name w:val="Heading 7 Char"/>
-    <w:basedOn w:val="DefaultParagraphFont"/>
-    <w:link w:val="Heading7"/>
-    <w:uiPriority w:val="9"/>
-    <w:semiHidden/>
-    <w:rsid w:val="00A10FD9"/>
-    <w:rPr>
-      <w:rFonts w:cstheme="majorBidi" w:eastAsiaTheme="majorEastAsia"/>
-      <w:color w:themeColor="text1" w:themeTint="A6" w:val="595959"/>
-    </w:rPr>
-  </w:style>
-  <w:style w:customStyle="1" w:styleId="Heading8Char" w:type="character">
-    <w:name w:val="Heading 8 Char"/>
-    <w:basedOn w:val="DefaultParagraphFont"/>
-    <w:link w:val="Heading8"/>
-    <w:uiPriority w:val="9"/>
-    <w:semiHidden/>
-    <w:rsid w:val="00A10FD9"/>
-    <w:rPr>
-      <w:rFonts w:cstheme="majorBidi" w:eastAsiaTheme="majorEastAsia"/>
-      <w:i/>
-      <w:iCs/>
-      <w:color w:themeColor="text1" w:themeTint="D8" w:val="272727"/>
-    </w:rPr>
-  </w:style>
-  <w:style w:customStyle="1" w:styleId="Heading9Char" w:type="character">
-    <w:name w:val="Heading 9 Char"/>
-    <w:basedOn w:val="DefaultParagraphFont"/>
-    <w:link w:val="Heading9"/>
-    <w:uiPriority w:val="9"/>
-    <w:semiHidden/>
-    <w:rsid w:val="00A10FD9"/>
-    <w:rPr>
-      <w:rFonts w:cstheme="majorBidi" w:eastAsiaTheme="majorEastAsia"/>
-      <w:color w:themeColor="text1" w:themeTint="D8" w:val="272727"/>
+      <w:color w:themeColor="accent1" w:val="4F81BD"/>
+      <w:sz w:val="24"/>
+      <w:szCs w:val="24"/>
     </w:rPr>
   </w:style>
   <w:style w:styleId="BlockText" w:type="paragraph">
@@ -4244,18 +4076,6 @@
     <w:uiPriority w:val="9"/>
     <w:unhideWhenUsed/>
     <w:qFormat/>
-  </w:style>
-  <w:style w:styleId="FootnoteBlockText" w:type="paragraph">
-    <w:name w:val="Footnote Block Text"/>
-    <w:basedOn w:val="FootnoteText"/>
-    <w:next w:val="FootnoteText"/>
-    <w:uiPriority w:val="9"/>
-    <w:unhideWhenUsed/>
-    <w:qFormat/>
-    <w:pPr>
-      <w:spacing w:after="100" w:before="100"/>
-      <w:ind w:firstLine="0" w:left="480" w:right="480"/>
-    </w:pPr>
   </w:style>
   <w:style w:default="1" w:styleId="DefaultParagraphFont" w:type="character">
     <w:name w:val="Default Paragraph Font"/>
@@ -4278,11 +4098,18 @@
       </w:tblCellMar>
     </w:tblPr>
     <w:tblStylePr w:type="firstRow">
+      <w:tblPr>
+        <w:jc w:val="left"/>
+        <w:tblInd w:type="dxa" w:w="0"/>
+      </w:tblPr>
+      <w:trPr>
+        <w:jc w:val="left"/>
+      </w:trPr>
       <w:tcPr>
+        <w:vAlign w:val="bottom"/>
         <w:tcBorders>
           <w:bottom w:val="single"/>
         </w:tcBorders>
-        <w:vAlign w:val="bottom"/>
       </w:tcPr>
     </w:tblStylePr>
   </w:style>
@@ -4397,8 +4224,8 @@
     <w:name w:val="KeywordTok"/>
     <w:basedOn w:val="VerbatimChar"/>
     <w:rPr>
+      <w:color w:val="007020"/>
       <w:b/>
-      <w:color w:val="007020"/>
     </w:rPr>
   </w:style>
   <w:style w:type="character" w:customStyle="1" w:styleId="DataTypeTok">
@@ -4475,42 +4302,42 @@
     <w:name w:val="ImportTok"/>
     <w:basedOn w:val="VerbatimChar"/>
     <w:rPr>
+      <w:color w:val="008000"/>
       <w:b/>
-      <w:color w:val="008000"/>
     </w:rPr>
   </w:style>
   <w:style w:type="character" w:customStyle="1" w:styleId="CommentTok">
     <w:name w:val="CommentTok"/>
     <w:basedOn w:val="VerbatimChar"/>
     <w:rPr>
+      <w:color w:val="60a0b0"/>
       <w:i/>
-      <w:color w:val="60a0b0"/>
     </w:rPr>
   </w:style>
   <w:style w:type="character" w:customStyle="1" w:styleId="DocumentationTok">
     <w:name w:val="DocumentationTok"/>
     <w:basedOn w:val="VerbatimChar"/>
     <w:rPr>
+      <w:color w:val="ba2121"/>
       <w:i/>
-      <w:color w:val="ba2121"/>
     </w:rPr>
   </w:style>
   <w:style w:type="character" w:customStyle="1" w:styleId="AnnotationTok">
     <w:name w:val="AnnotationTok"/>
     <w:basedOn w:val="VerbatimChar"/>
     <w:rPr>
+      <w:color w:val="60a0b0"/>
       <w:b/>
       <w:i/>
-      <w:color w:val="60a0b0"/>
     </w:rPr>
   </w:style>
   <w:style w:type="character" w:customStyle="1" w:styleId="CommentVarTok">
     <w:name w:val="CommentVarTok"/>
     <w:basedOn w:val="VerbatimChar"/>
     <w:rPr>
+      <w:color w:val="60a0b0"/>
       <w:b/>
       <w:i/>
-      <w:color w:val="60a0b0"/>
     </w:rPr>
   </w:style>
   <w:style w:type="character" w:customStyle="1" w:styleId="OtherTok">
@@ -4538,8 +4365,8 @@
     <w:name w:val="ControlFlowTok"/>
     <w:basedOn w:val="VerbatimChar"/>
     <w:rPr>
+      <w:color w:val="007020"/>
       <w:b/>
-      <w:color w:val="007020"/>
     </w:rPr>
   </w:style>
   <w:style w:type="character" w:customStyle="1" w:styleId="OperatorTok">
@@ -4584,34 +4411,34 @@
     <w:name w:val="InformationTok"/>
     <w:basedOn w:val="VerbatimChar"/>
     <w:rPr>
+      <w:color w:val="60a0b0"/>
       <w:b/>
       <w:i/>
-      <w:color w:val="60a0b0"/>
     </w:rPr>
   </w:style>
   <w:style w:type="character" w:customStyle="1" w:styleId="WarningTok">
     <w:name w:val="WarningTok"/>
     <w:basedOn w:val="VerbatimChar"/>
     <w:rPr>
+      <w:color w:val="60a0b0"/>
       <w:b/>
       <w:i/>
-      <w:color w:val="60a0b0"/>
     </w:rPr>
   </w:style>
   <w:style w:type="character" w:customStyle="1" w:styleId="AlertTok">
     <w:name w:val="AlertTok"/>
     <w:basedOn w:val="VerbatimChar"/>
     <w:rPr>
+      <w:color w:val="ff0000"/>
       <w:b/>
-      <w:color w:val="ff0000"/>
     </w:rPr>
   </w:style>
   <w:style w:type="character" w:customStyle="1" w:styleId="ErrorTok">
     <w:name w:val="ErrorTok"/>
     <w:basedOn w:val="VerbatimChar"/>
     <w:rPr>
+      <w:color w:val="ff0000"/>
       <w:b/>
-      <w:color w:val="ff0000"/>
     </w:rPr>
   </w:style>
   <w:style w:type="character" w:customStyle="1" w:styleId="NormalTok">
@@ -4633,44 +4460,44 @@
         <a:sysClr val="window" lastClr="FFFFFF"/>
       </a:lt1>
       <a:dk2>
-        <a:srgbClr val="0E2841"/>
+        <a:srgbClr val="1F497D"/>
       </a:dk2>
       <a:lt2>
-        <a:srgbClr val="E8E8E8"/>
+        <a:srgbClr val="EEECE1"/>
       </a:lt2>
       <a:accent1>
-        <a:srgbClr val="156082"/>
+        <a:srgbClr val="4F81BD"/>
       </a:accent1>
       <a:accent2>
-        <a:srgbClr val="E97132"/>
+        <a:srgbClr val="C0504D"/>
       </a:accent2>
       <a:accent3>
-        <a:srgbClr val="196B24"/>
+        <a:srgbClr val="9BBB59"/>
       </a:accent3>
       <a:accent4>
-        <a:srgbClr val="0F9ED5"/>
+        <a:srgbClr val="8064A2"/>
       </a:accent4>
       <a:accent5>
-        <a:srgbClr val="A02B93"/>
+        <a:srgbClr val="4BACC6"/>
       </a:accent5>
       <a:accent6>
-        <a:srgbClr val="4EA72E"/>
+        <a:srgbClr val="F79646"/>
       </a:accent6>
       <a:hlink>
-        <a:srgbClr val="467886"/>
+        <a:srgbClr val="0000FF"/>
       </a:hlink>
       <a:folHlink>
-        <a:srgbClr val="96607D"/>
+        <a:srgbClr val="800080"/>
       </a:folHlink>
     </a:clrScheme>
     <a:fontScheme name="Office">
       <a:majorFont>
-        <a:latin typeface="Aptos Display" panose="02110004020202020204"/>
+        <a:latin typeface="Calibri"/>
         <a:ea typeface=""/>
         <a:cs typeface=""/>
-        <a:font script="Jpan" typeface="游ゴシック Light"/>
+        <a:font script="Jpan" typeface="ＭＳ ゴシック"/>
         <a:font script="Hang" typeface="맑은 고딕"/>
-        <a:font script="Hans" typeface="等线 Light"/>
+        <a:font script="Hans" typeface="宋体"/>
         <a:font script="Hant" typeface="新細明體"/>
         <a:font script="Arab" typeface="Times New Roman"/>
         <a:font script="Hebr" typeface="Times New Roman"/>
@@ -4697,32 +4524,14 @@
         <a:font script="Mong" typeface="Mongolian Baiti"/>
         <a:font script="Viet" typeface="Times New Roman"/>
         <a:font script="Uigh" typeface="Microsoft Uighur"/>
-        <a:font script="Geor" typeface="Sylfaen"/>
-        <a:font script="Armn" typeface="Arial"/>
-        <a:font script="Bugi" typeface="Leelawadee UI"/>
-        <a:font script="Bopo" typeface="Microsoft JhengHei"/>
-        <a:font script="Java" typeface="Javanese Text"/>
-        <a:font script="Lisu" typeface="Segoe UI"/>
-        <a:font script="Mymr" typeface="Myanmar Text"/>
-        <a:font script="Nkoo" typeface="Ebrima"/>
-        <a:font script="Olck" typeface="Nirmala UI"/>
-        <a:font script="Osma" typeface="Ebrima"/>
-        <a:font script="Phag" typeface="Phagspa"/>
-        <a:font script="Syrn" typeface="Estrangelo Edessa"/>
-        <a:font script="Syrj" typeface="Estrangelo Edessa"/>
-        <a:font script="Syre" typeface="Estrangelo Edessa"/>
-        <a:font script="Sora" typeface="Nirmala UI"/>
-        <a:font script="Tale" typeface="Microsoft Tai Le"/>
-        <a:font script="Talu" typeface="Microsoft New Tai Lue"/>
-        <a:font script="Tfng" typeface="Ebrima"/>
       </a:majorFont>
       <a:minorFont>
-        <a:latin typeface="Aptos" panose="02110004020202020204"/>
+        <a:latin typeface="Cambria"/>
         <a:ea typeface=""/>
         <a:cs typeface=""/>
-        <a:font script="Jpan" typeface="游明朝"/>
+        <a:font script="Jpan" typeface="ＭＳ 明朝"/>
         <a:font script="Hang" typeface="맑은 고딕"/>
-        <a:font script="Hans" typeface="等线"/>
+        <a:font script="Hans" typeface="宋体"/>
         <a:font script="Hant" typeface="新細明體"/>
         <a:font script="Arab" typeface="Arial"/>
         <a:font script="Hebr" typeface="Arial"/>
@@ -4749,24 +4558,6 @@
         <a:font script="Mong" typeface="Mongolian Baiti"/>
         <a:font script="Viet" typeface="Arial"/>
         <a:font script="Uigh" typeface="Microsoft Uighur"/>
-        <a:font script="Geor" typeface="Sylfaen"/>
-        <a:font script="Armn" typeface="Arial"/>
-        <a:font script="Bugi" typeface="Leelawadee UI"/>
-        <a:font script="Bopo" typeface="Microsoft JhengHei"/>
-        <a:font script="Java" typeface="Javanese Text"/>
-        <a:font script="Lisu" typeface="Segoe UI"/>
-        <a:font script="Mymr" typeface="Myanmar Text"/>
-        <a:font script="Nkoo" typeface="Ebrima"/>
-        <a:font script="Olck" typeface="Nirmala UI"/>
-        <a:font script="Osma" typeface="Ebrima"/>
-        <a:font script="Phag" typeface="Phagspa"/>
-        <a:font script="Syrn" typeface="Estrangelo Edessa"/>
-        <a:font script="Syrj" typeface="Estrangelo Edessa"/>
-        <a:font script="Syre" typeface="Estrangelo Edessa"/>
-        <a:font script="Sora" typeface="Nirmala UI"/>
-        <a:font script="Tale" typeface="Microsoft Tai Le"/>
-        <a:font script="Talu" typeface="Microsoft New Tai Lue"/>
-        <a:font script="Tfng" typeface="Ebrima"/>
       </a:minorFont>
     </a:fontScheme>
     <a:fmtScheme name="Office">
@@ -4778,141 +4569,200 @@
           <a:gsLst>
             <a:gs pos="0">
               <a:schemeClr val="phClr">
-                <a:lumMod val="110000"/>
-                <a:satMod val="105000"/>
-                <a:tint val="67000"/>
+                <a:tint val="50000"/>
+                <a:satMod val="300000"/>
               </a:schemeClr>
             </a:gs>
-            <a:gs pos="50000">
+            <a:gs pos="35000">
               <a:schemeClr val="phClr">
-                <a:lumMod val="105000"/>
-                <a:satMod val="103000"/>
-                <a:tint val="73000"/>
+                <a:tint val="37000"/>
+                <a:satMod val="300000"/>
               </a:schemeClr>
             </a:gs>
             <a:gs pos="100000">
               <a:schemeClr val="phClr">
-                <a:lumMod val="105000"/>
-                <a:satMod val="109000"/>
-                <a:tint val="81000"/>
+                <a:tint val="15000"/>
+                <a:satMod val="350000"/>
               </a:schemeClr>
             </a:gs>
           </a:gsLst>
-          <a:lin ang="5400000" scaled="0"/>
+          <a:lin ang="16200000" scaled="1"/>
         </a:gradFill>
         <a:gradFill rotWithShape="1">
           <a:gsLst>
             <a:gs pos="0">
               <a:schemeClr val="phClr">
-                <a:satMod val="103000"/>
-                <a:lumMod val="102000"/>
-                <a:tint val="94000"/>
-              </a:schemeClr>
-            </a:gs>
-            <a:gs pos="50000">
-              <a:schemeClr val="phClr">
-                <a:satMod val="110000"/>
-                <a:lumMod val="100000"/>
+                <a:tint val="100000"/>
                 <a:shade val="100000"/>
+                <a:satMod val="130000"/>
               </a:schemeClr>
             </a:gs>
             <a:gs pos="100000">
               <a:schemeClr val="phClr">
-                <a:lumMod val="99000"/>
-                <a:satMod val="120000"/>
-                <a:shade val="78000"/>
+                <a:tint val="50000"/>
+                <a:shade val="100000"/>
+                <a:satMod val="350000"/>
               </a:schemeClr>
             </a:gs>
           </a:gsLst>
-          <a:lin ang="5400000" scaled="0"/>
+          <a:lin ang="16200000" scaled="0"/>
         </a:gradFill>
       </a:fillStyleLst>
       <a:lnStyleLst>
-        <a:ln w="6350" cap="flat" cmpd="sng" algn="ctr">
+        <a:ln w="9525" cap="flat" cmpd="sng" algn="ctr">
+          <a:solidFill>
+            <a:schemeClr val="phClr">
+              <a:shade val="95000"/>
+              <a:satMod val="105000"/>
+            </a:schemeClr>
+          </a:solidFill>
+          <a:prstDash val="solid"/>
+        </a:ln>
+        <a:ln w="25400" cap="flat" cmpd="sng" algn="ctr">
           <a:solidFill>
             <a:schemeClr val="phClr"/>
           </a:solidFill>
           <a:prstDash val="solid"/>
-          <a:miter lim="800000"/>
         </a:ln>
-        <a:ln w="12700" cap="flat" cmpd="sng" algn="ctr">
+        <a:ln w="38100" cap="flat" cmpd="sng" algn="ctr">
           <a:solidFill>
             <a:schemeClr val="phClr"/>
           </a:solidFill>
           <a:prstDash val="solid"/>
-          <a:miter lim="800000"/>
-        </a:ln>
-        <a:ln w="19050" cap="flat" cmpd="sng" algn="ctr">
-          <a:solidFill>
-            <a:schemeClr val="phClr"/>
-          </a:solidFill>
-          <a:prstDash val="solid"/>
-          <a:miter lim="800000"/>
         </a:ln>
       </a:lnStyleLst>
       <a:effectStyleLst>
         <a:effectStyle>
-          <a:effectLst/>
-        </a:effectStyle>
-        <a:effectStyle>
-          <a:effectLst/>
+          <a:effectLst>
+            <a:outerShdw blurRad="40000" dist="20000" dir="5400000" rotWithShape="0">
+              <a:srgbClr val="000000">
+                <a:alpha val="38000"/>
+              </a:srgbClr>
+            </a:outerShdw>
+          </a:effectLst>
         </a:effectStyle>
         <a:effectStyle>
           <a:effectLst>
-            <a:outerShdw blurRad="57150" dist="19050" dir="5400000" algn="ctr" rotWithShape="0">
+            <a:outerShdw blurRad="40000" dist="23000" dir="5400000" rotWithShape="0">
               <a:srgbClr val="000000">
-                <a:alpha val="63000"/>
+                <a:alpha val="35000"/>
               </a:srgbClr>
             </a:outerShdw>
           </a:effectLst>
+        </a:effectStyle>
+        <a:effectStyle>
+          <a:effectLst>
+            <a:outerShdw blurRad="40000" dist="23000" dir="5400000" rotWithShape="0">
+              <a:srgbClr val="000000">
+                <a:alpha val="35000"/>
+              </a:srgbClr>
+            </a:outerShdw>
+          </a:effectLst>
+          <a:scene3d>
+            <a:camera prst="orthographicFront">
+              <a:rot lat="0" lon="0" rev="0"/>
+            </a:camera>
+            <a:lightRig rig="threePt" dir="t">
+              <a:rot lat="0" lon="0" rev="1200000"/>
+            </a:lightRig>
+          </a:scene3d>
+          <a:sp3d>
+            <a:bevelT w="63500" h="25400"/>
+          </a:sp3d>
         </a:effectStyle>
       </a:effectStyleLst>
       <a:bgFillStyleLst>
         <a:solidFill>
           <a:schemeClr val="phClr"/>
         </a:solidFill>
-        <a:solidFill>
-          <a:schemeClr val="phClr">
-            <a:tint val="95000"/>
-            <a:satMod val="170000"/>
-          </a:schemeClr>
-        </a:solidFill>
         <a:gradFill rotWithShape="1">
           <a:gsLst>
             <a:gs pos="0">
               <a:schemeClr val="phClr">
-                <a:tint val="93000"/>
-                <a:satMod val="150000"/>
-                <a:shade val="98000"/>
-                <a:lumMod val="102000"/>
+                <a:tint val="40000"/>
+                <a:satMod val="350000"/>
               </a:schemeClr>
             </a:gs>
-            <a:gs pos="50000">
+            <a:gs pos="40000">
               <a:schemeClr val="phClr">
-                <a:tint val="98000"/>
-                <a:satMod val="130000"/>
-                <a:shade val="90000"/>
-                <a:lumMod val="103000"/>
+                <a:tint val="45000"/>
+                <a:shade val="99000"/>
+                <a:satMod val="350000"/>
               </a:schemeClr>
             </a:gs>
             <a:gs pos="100000">
               <a:schemeClr val="phClr">
-                <a:shade val="63000"/>
-                <a:satMod val="120000"/>
+                <a:shade val="20000"/>
+                <a:satMod val="255000"/>
               </a:schemeClr>
             </a:gs>
           </a:gsLst>
-          <a:lin ang="5400000" scaled="0"/>
+          <a:path path="circle">
+            <a:fillToRect l="50000" t="-80000" r="50000" b="180000"/>
+          </a:path>
+        </a:gradFill>
+        <a:gradFill rotWithShape="1">
+          <a:gsLst>
+            <a:gs pos="0">
+              <a:schemeClr val="phClr">
+                <a:tint val="80000"/>
+                <a:satMod val="300000"/>
+              </a:schemeClr>
+            </a:gs>
+            <a:gs pos="100000">
+              <a:schemeClr val="phClr">
+                <a:shade val="30000"/>
+                <a:satMod val="200000"/>
+              </a:schemeClr>
+            </a:gs>
+          </a:gsLst>
+          <a:path path="circle">
+            <a:fillToRect l="50000" t="50000" r="50000" b="50000"/>
+          </a:path>
         </a:gradFill>
       </a:bgFillStyleLst>
     </a:fmtScheme>
   </a:themeElements>
-  <a:objectDefaults/>
+  <a:objectDefaults>
+    <a:spDef>
+      <a:spPr/>
+      <a:bodyPr/>
+      <a:lstStyle/>
+      <a:style>
+        <a:lnRef idx="1">
+          <a:schemeClr val="accent1"/>
+        </a:lnRef>
+        <a:fillRef idx="3">
+          <a:schemeClr val="accent1"/>
+        </a:fillRef>
+        <a:effectRef idx="2">
+          <a:schemeClr val="accent1"/>
+        </a:effectRef>
+        <a:fontRef idx="minor">
+          <a:schemeClr val="lt1"/>
+        </a:fontRef>
+      </a:style>
+    </a:spDef>
+    <a:lnDef>
+      <a:spPr/>
+      <a:bodyPr/>
+      <a:lstStyle/>
+      <a:style>
+        <a:lnRef idx="2">
+          <a:schemeClr val="accent1"/>
+        </a:lnRef>
+        <a:fillRef idx="0">
+          <a:schemeClr val="accent1"/>
+        </a:fillRef>
+        <a:effectRef idx="1">
+          <a:schemeClr val="accent1"/>
+        </a:effectRef>
+        <a:fontRef idx="minor">
+          <a:schemeClr val="tx1"/>
+        </a:fontRef>
+      </a:style>
+    </a:lnDef>
+  </a:objectDefaults>
   <a:extraClrSchemeLst/>
-  <a:extLst>
-    <a:ext uri="{05A4C25C-085E-4340-85A3-A5531E510DB2}">
-      <thm15:themeFamily xmlns:thm15="http://schemas.microsoft.com/office/thememl/2012/main" name="Office Theme" id="{2E142A2C-CD16-42D6-873A-C26D2A0506FA}" vid="{1BDDFF52-6CD6-40A5-AB3C-68EB2F1E4D0A}"/>
-    </a:ext>
-  </a:extLst>
 </a:theme>
 </file>
--- a/Ausgabe/Klasse_9/02_Komplexaufgabe_zur_Algorithmierung/04_Loesungen.docx
+++ b/Ausgabe/Klasse_9/02_Komplexaufgabe_zur_Algorithmierung/04_Loesungen.docx
@@ -3316,7 +3316,7 @@
       <w:rPr>
         <w:sz w:val="16"/>
       </w:rPr>
-      <w:t>Unterrichtsmaterial Oberschule Sachsen · Version v0.4.0-319-gc4b6538-dirty · Build 16.08.2026</w:t>
+      <w:t>Unterrichtsmaterial Oberschule Sachsen · Version v0.4.0-322-g516fad1-dirty · Build 17.08.2026</w:t>
     </w:r>
   </w:p>
 </w:ftr>

--- a/Ausgabe/Klasse_9/02_Komplexaufgabe_zur_Algorithmierung/04_Loesungen.docx
+++ b/Ausgabe/Klasse_9/02_Komplexaufgabe_zur_Algorithmierung/04_Loesungen.docx
@@ -3316,7 +3316,7 @@
       <w:rPr>
         <w:sz w:val="16"/>
       </w:rPr>
-      <w:t>Unterrichtsmaterial Oberschule Sachsen · Version v0.4.0-322-g516fad1-dirty · Build 17.08.2026</w:t>
+      <w:t>Unterrichtsmaterial Oberschule Sachsen · Version v0.4.0-327-g8416f81-dirty · Build 17.08.2026</w:t>
     </w:r>
   </w:p>
 </w:ftr>

--- a/Ausgabe/Klasse_9/02_Komplexaufgabe_zur_Algorithmierung/04_Loesungen.docx
+++ b/Ausgabe/Klasse_9/02_Komplexaufgabe_zur_Algorithmierung/04_Loesungen.docx
@@ -3316,7 +3316,7 @@
       <w:rPr>
         <w:sz w:val="16"/>
       </w:rPr>
-      <w:t>Unterrichtsmaterial Oberschule Sachsen · Version v0.4.0-327-g8416f81-dirty · Build 17.08.2026</w:t>
+      <w:t>Unterrichtsmaterial Oberschule Sachsen · Version v0.4.0-333-gbccbada-dirty · Build 17.08.2026</w:t>
     </w:r>
   </w:p>
 </w:ftr>

--- a/Ausgabe/Klasse_9/02_Komplexaufgabe_zur_Algorithmierung/04_Loesungen.docx
+++ b/Ausgabe/Klasse_9/02_Komplexaufgabe_zur_Algorithmierung/04_Loesungen.docx
@@ -3316,7 +3316,7 @@
       <w:rPr>
         <w:sz w:val="16"/>
       </w:rPr>
-      <w:t>Unterrichtsmaterial Oberschule Sachsen · Version v0.4.0-333-gbccbada-dirty · Build 17.08.2026</w:t>
+      <w:t>Unterrichtsmaterial Oberschule Sachsen · Version v0.4.0-341-g0b15cca-dirty · Build 17.08.2026</w:t>
     </w:r>
   </w:p>
 </w:ftr>

--- a/Ausgabe/Klasse_9/02_Komplexaufgabe_zur_Algorithmierung/04_Loesungen.docx
+++ b/Ausgabe/Klasse_9/02_Komplexaufgabe_zur_Algorithmierung/04_Loesungen.docx
@@ -3316,7 +3316,7 @@
       <w:rPr>
         <w:sz w:val="16"/>
       </w:rPr>
-      <w:t>Unterrichtsmaterial Oberschule Sachsen · Version v0.4.0-341-g0b15cca-dirty · Build 17.08.2026</w:t>
+      <w:t>Unterrichtsmaterial Oberschule Sachsen · Version v0.4.0-356-g3db0967-dirty · Build 17.08.2026</w:t>
     </w:r>
   </w:p>
 </w:ftr>

--- a/Ausgabe/Klasse_9/02_Komplexaufgabe_zur_Algorithmierung/04_Loesungen.docx
+++ b/Ausgabe/Klasse_9/02_Komplexaufgabe_zur_Algorithmierung/04_Loesungen.docx
@@ -3316,7 +3316,7 @@
       <w:rPr>
         <w:sz w:val="16"/>
       </w:rPr>
-      <w:t>Unterrichtsmaterial Oberschule Sachsen · Version v0.4.0-356-g3db0967-dirty · Build 17.08.2026</w:t>
+      <w:t>Unterrichtsmaterial Oberschule Sachsen · Version v0.4.0-376-gf442749-dirty · Build 17.08.2026</w:t>
     </w:r>
   </w:p>
 </w:ftr>

--- a/Ausgabe/Klasse_9/02_Komplexaufgabe_zur_Algorithmierung/04_Loesungen.docx
+++ b/Ausgabe/Klasse_9/02_Komplexaufgabe_zur_Algorithmierung/04_Loesungen.docx
@@ -3316,7 +3316,7 @@
       <w:rPr>
         <w:sz w:val="16"/>
       </w:rPr>
-      <w:t>Unterrichtsmaterial Oberschule Sachsen · Version v0.4.0-356-g3db0967-dirty · Build 17.08.2026</w:t>
+      <w:t>Unterrichtsmaterial Oberschule Sachsen · Version v0.4.0-376-g6ba679b-dirty · Build 17.08.2026</w:t>
     </w:r>
   </w:p>
 </w:ftr>

--- a/Ausgabe/Klasse_9/02_Komplexaufgabe_zur_Algorithmierung/04_Loesungen.docx
+++ b/Ausgabe/Klasse_9/02_Komplexaufgabe_zur_Algorithmierung/04_Loesungen.docx
@@ -3316,7 +3316,7 @@
       <w:rPr>
         <w:sz w:val="16"/>
       </w:rPr>
-      <w:t>Unterrichtsmaterial Oberschule Sachsen · Version v0.4.0-356-g3db0967-dirty · Build 17.08.2026</w:t>
+      <w:t>Unterrichtsmaterial Oberschule Sachsen · Version v0.4.0-378-g61c0f2a-dirty · Build 17.08.2026</w:t>
     </w:r>
   </w:p>
 </w:ftr>

--- a/Ausgabe/Klasse_9/02_Komplexaufgabe_zur_Algorithmierung/04_Loesungen.docx
+++ b/Ausgabe/Klasse_9/02_Komplexaufgabe_zur_Algorithmierung/04_Loesungen.docx
@@ -3316,7 +3316,7 @@
       <w:rPr>
         <w:sz w:val="16"/>
       </w:rPr>
-      <w:t>Unterrichtsmaterial Oberschule Sachsen · Version v0.4.0-356-g3db0967-dirty · Build 17.08.2026</w:t>
+      <w:t>Unterrichtsmaterial Oberschule Sachsen · Version v0.4.0-367-gb55ec7c-dirty · Build 17.08.2026</w:t>
     </w:r>
   </w:p>
 </w:ftr>

--- a/Ausgabe/Klasse_9/02_Komplexaufgabe_zur_Algorithmierung/04_Loesungen.docx
+++ b/Ausgabe/Klasse_9/02_Komplexaufgabe_zur_Algorithmierung/04_Loesungen.docx
@@ -3316,7 +3316,7 @@
       <w:rPr>
         <w:sz w:val="16"/>
       </w:rPr>
-      <w:t>Unterrichtsmaterial Oberschule Sachsen · Version v0.4.0-376-gf442749-dirty · Build 17.08.2026</w:t>
+      <w:t>Unterrichtsmaterial Oberschule Sachsen · Version v0.4.0-410-g8744ce6-dirty · Build 17.08.2026</w:t>
     </w:r>
   </w:p>
 </w:ftr>

--- a/Ausgabe/Klasse_9/02_Komplexaufgabe_zur_Algorithmierung/04_Loesungen.docx
+++ b/Ausgabe/Klasse_9/02_Komplexaufgabe_zur_Algorithmierung/04_Loesungen.docx
@@ -3316,7 +3316,7 @@
       <w:rPr>
         <w:sz w:val="16"/>
       </w:rPr>
-      <w:t>Unterrichtsmaterial Oberschule Sachsen · Version v0.4.0-410-g8744ce6-dirty · Build 17.08.2026</w:t>
+      <w:t>Unterrichtsmaterial Oberschule Sachsen · Version v0.4.0-444-gad95bb4-dirty · Build 18.08.2026</w:t>
     </w:r>
   </w:p>
 </w:ftr>

--- a/Ausgabe/Klasse_9/02_Komplexaufgabe_zur_Algorithmierung/04_Loesungen.docx
+++ b/Ausgabe/Klasse_9/02_Komplexaufgabe_zur_Algorithmierung/04_Loesungen.docx
@@ -3316,7 +3316,7 @@
       <w:rPr>
         <w:sz w:val="16"/>
       </w:rPr>
-      <w:t>Unterrichtsmaterial Oberschule Sachsen · Version v0.4.0-444-gad95bb4-dirty · Build 18.08.2026</w:t>
+      <w:t>Unterrichtsmaterial Oberschule Sachsen · Version v0.4.0-459-gb11fd20-dirty · Build 18.08.2026</w:t>
     </w:r>
   </w:p>
 </w:ftr>

--- a/Ausgabe/Klasse_9/02_Komplexaufgabe_zur_Algorithmierung/04_Loesungen.docx
+++ b/Ausgabe/Klasse_9/02_Komplexaufgabe_zur_Algorithmierung/04_Loesungen.docx
@@ -3316,7 +3316,7 @@
       <w:rPr>
         <w:sz w:val="16"/>
       </w:rPr>
-      <w:t>Unterrichtsmaterial Oberschule Sachsen · Version v0.4.0-459-gb11fd20-dirty · Build 18.08.2026</w:t>
+      <w:t>Unterrichtsmaterial Oberschule Sachsen · Version v0.4.0-444-gad95bb4-dirty · Build 18.08.2026</w:t>
     </w:r>
   </w:p>
 </w:ftr>

--- a/Ausgabe/Klasse_9/02_Komplexaufgabe_zur_Algorithmierung/04_Loesungen.docx
+++ b/Ausgabe/Klasse_9/02_Komplexaufgabe_zur_Algorithmierung/04_Loesungen.docx
@@ -3316,7 +3316,7 @@
       <w:rPr>
         <w:sz w:val="16"/>
       </w:rPr>
-      <w:t>Unterrichtsmaterial Oberschule Sachsen · Version v0.4.0-444-gad95bb4-dirty · Build 18.08.2026</w:t>
+      <w:t>Unterrichtsmaterial Oberschule Sachsen · Version v0.4.0-489-gf58e499-dirty · Build 18.08.2026</w:t>
     </w:r>
   </w:p>
 </w:ftr>

--- a/Ausgabe/Klasse_9/02_Komplexaufgabe_zur_Algorithmierung/04_Loesungen.docx
+++ b/Ausgabe/Klasse_9/02_Komplexaufgabe_zur_Algorithmierung/04_Loesungen.docx
@@ -3316,7 +3316,7 @@
       <w:rPr>
         <w:sz w:val="16"/>
       </w:rPr>
-      <w:t>Unterrichtsmaterial Oberschule Sachsen · Version v0.4.0-444-gad95bb4-dirty · Build 18.08.2026</w:t>
+      <w:t>Unterrichtsmaterial Oberschule Sachsen · Version v0.4.0-490-g2532335-dirty · Build 18.08.2026</w:t>
     </w:r>
   </w:p>
 </w:ftr>

--- a/Ausgabe/Klasse_9/02_Komplexaufgabe_zur_Algorithmierung/04_Loesungen.docx
+++ b/Ausgabe/Klasse_9/02_Komplexaufgabe_zur_Algorithmierung/04_Loesungen.docx
@@ -3316,7 +3316,7 @@
       <w:rPr>
         <w:sz w:val="16"/>
       </w:rPr>
-      <w:t>Unterrichtsmaterial Oberschule Sachsen · Version v0.4.0-490-g2532335-dirty · Build 18.08.2026</w:t>
+      <w:t>Unterrichtsmaterial Oberschule Sachsen · Version v0.4.0-521-gfaabf71-dirty · Build 19.08.2026</w:t>
     </w:r>
   </w:p>
 </w:ftr>

--- a/Ausgabe/Klasse_9/02_Komplexaufgabe_zur_Algorithmierung/04_Loesungen.docx
+++ b/Ausgabe/Klasse_9/02_Komplexaufgabe_zur_Algorithmierung/04_Loesungen.docx
@@ -3316,7 +3316,7 @@
       <w:rPr>
         <w:sz w:val="16"/>
       </w:rPr>
-      <w:t>Unterrichtsmaterial Oberschule Sachsen · Version v0.4.0-490-g2532335-dirty · Build 18.08.2026</w:t>
+      <w:t>Unterrichtsmaterial Oberschule Sachsen · Version v0.4.0-521-g87c4bcc-dirty · Build 19.08.2026</w:t>
     </w:r>
   </w:p>
 </w:ftr>

--- a/Ausgabe/Klasse_9/02_Komplexaufgabe_zur_Algorithmierung/04_Loesungen.docx
+++ b/Ausgabe/Klasse_9/02_Komplexaufgabe_zur_Algorithmierung/04_Loesungen.docx
@@ -3316,7 +3316,7 @@
       <w:rPr>
         <w:sz w:val="16"/>
       </w:rPr>
-      <w:t>Unterrichtsmaterial Oberschule Sachsen · Version v0.4.0-521-g87c4bcc-dirty · Build 19.08.2026</w:t>
+      <w:t>Unterrichtsmaterial Oberschule Sachsen · Version v0.4.0-527-gca6ed1b-dirty · Build 19.08.2026</w:t>
     </w:r>
   </w:p>
 </w:ftr>

--- a/Ausgabe/Klasse_9/02_Komplexaufgabe_zur_Algorithmierung/04_Loesungen.docx
+++ b/Ausgabe/Klasse_9/02_Komplexaufgabe_zur_Algorithmierung/04_Loesungen.docx
@@ -3316,7 +3316,7 @@
       <w:rPr>
         <w:sz w:val="16"/>
       </w:rPr>
-      <w:t>Unterrichtsmaterial Oberschule Sachsen · Version v0.4.0-527-gca6ed1b-dirty · Build 19.08.2026</w:t>
+      <w:t>Unterrichtsmaterial Oberschule Sachsen · Version v0.4.0-530-gbb43ae4-dirty · Build 20.08.2026</w:t>
     </w:r>
   </w:p>
 </w:ftr>

--- a/Ausgabe/Klasse_9/02_Komplexaufgabe_zur_Algorithmierung/04_Loesungen.docx
+++ b/Ausgabe/Klasse_9/02_Komplexaufgabe_zur_Algorithmierung/04_Loesungen.docx
@@ -3316,7 +3316,7 @@
       <w:rPr>
         <w:sz w:val="16"/>
       </w:rPr>
-      <w:t>Unterrichtsmaterial Oberschule Sachsen · Version v0.4.0-530-gbb43ae4-dirty · Build 20.08.2026</w:t>
+      <w:t>Unterrichtsmaterial Oberschule Sachsen · Version v0.4.0-534-gc09a6c6-dirty · Build 20.08.2026</w:t>
     </w:r>
   </w:p>
 </w:ftr>
